--- a/Seminar.docx
+++ b/Seminar.docx
@@ -536,7 +536,7 @@
           <w:r>
             <w:fldChar w:fldCharType="separate"/>
           </w:r>
-          <w:hyperlink w:anchor="_Toc230859118" w:history="1">
+          <w:hyperlink w:anchor="_Toc230894251" w:history="1">
             <w:r>
               <w:rPr>
                 <w:rStyle w:val="Hiperveza"/>
@@ -578,7 +578,7 @@
                 <w:noProof/>
                 <w:webHidden/>
               </w:rPr>
-              <w:instrText xml:space="preserve"> PAGEREF _Toc230859118 \h </w:instrText>
+              <w:instrText xml:space="preserve"> PAGEREF _Toc230894251 \h </w:instrText>
             </w:r>
             <w:r>
               <w:rPr>
@@ -622,7 +622,7 @@
               <w:lang w:val="hr-HR"/>
             </w:rPr>
           </w:pPr>
-          <w:hyperlink w:anchor="_Toc230859119" w:history="1">
+          <w:hyperlink w:anchor="_Toc230894252" w:history="1">
             <w:r>
               <w:rPr>
                 <w:rStyle w:val="Hiperveza"/>
@@ -664,7 +664,7 @@
                 <w:noProof/>
                 <w:webHidden/>
               </w:rPr>
-              <w:instrText xml:space="preserve"> PAGEREF _Toc230859119 \h </w:instrText>
+              <w:instrText xml:space="preserve"> PAGEREF _Toc230894252 \h </w:instrText>
             </w:r>
             <w:r>
               <w:rPr>
@@ -708,7 +708,7 @@
               <w:lang w:val="hr-HR"/>
             </w:rPr>
           </w:pPr>
-          <w:hyperlink w:anchor="_Toc230859120" w:history="1">
+          <w:hyperlink w:anchor="_Toc230894253" w:history="1">
             <w:r>
               <w:rPr>
                 <w:rStyle w:val="Hiperveza"/>
@@ -750,7 +750,7 @@
                 <w:noProof/>
                 <w:webHidden/>
               </w:rPr>
-              <w:instrText xml:space="preserve"> PAGEREF _Toc230859120 \h </w:instrText>
+              <w:instrText xml:space="preserve"> PAGEREF _Toc230894253 \h </w:instrText>
             </w:r>
             <w:r>
               <w:rPr>
@@ -794,7 +794,7 @@
               <w:lang w:val="hr-HR"/>
             </w:rPr>
           </w:pPr>
-          <w:hyperlink w:anchor="_Toc230859121" w:history="1">
+          <w:hyperlink w:anchor="_Toc230894254" w:history="1">
             <w:r>
               <w:rPr>
                 <w:rStyle w:val="Hiperveza"/>
@@ -836,7 +836,7 @@
                 <w:noProof/>
                 <w:webHidden/>
               </w:rPr>
-              <w:instrText xml:space="preserve"> PAGEREF _Toc230859121 \h </w:instrText>
+              <w:instrText xml:space="preserve"> PAGEREF _Toc230894254 \h </w:instrText>
             </w:r>
             <w:r>
               <w:rPr>
@@ -880,7 +880,7 @@
               <w:lang w:val="hr-HR"/>
             </w:rPr>
           </w:pPr>
-          <w:hyperlink w:anchor="_Toc230859122" w:history="1">
+          <w:hyperlink w:anchor="_Toc230894255" w:history="1">
             <w:r>
               <w:rPr>
                 <w:rStyle w:val="Hiperveza"/>
@@ -922,7 +922,7 @@
                 <w:noProof/>
                 <w:webHidden/>
               </w:rPr>
-              <w:instrText xml:space="preserve"> PAGEREF _Toc230859122 \h </w:instrText>
+              <w:instrText xml:space="preserve"> PAGEREF _Toc230894255 \h </w:instrText>
             </w:r>
             <w:r>
               <w:rPr>
@@ -966,7 +966,7 @@
               <w:lang w:val="hr-HR"/>
             </w:rPr>
           </w:pPr>
-          <w:hyperlink w:anchor="_Toc230859123" w:history="1">
+          <w:hyperlink w:anchor="_Toc230894256" w:history="1">
             <w:r>
               <w:rPr>
                 <w:rStyle w:val="Hiperveza"/>
@@ -1008,7 +1008,7 @@
                 <w:noProof/>
                 <w:webHidden/>
               </w:rPr>
-              <w:instrText xml:space="preserve"> PAGEREF _Toc230859123 \h </w:instrText>
+              <w:instrText xml:space="preserve"> PAGEREF _Toc230894256 \h </w:instrText>
             </w:r>
             <w:r>
               <w:rPr>
@@ -1052,7 +1052,7 @@
               <w:lang w:val="hr-HR"/>
             </w:rPr>
           </w:pPr>
-          <w:hyperlink w:anchor="_Toc230859124" w:history="1">
+          <w:hyperlink w:anchor="_Toc230894257" w:history="1">
             <w:r>
               <w:rPr>
                 <w:rStyle w:val="Hiperveza"/>
@@ -1094,7 +1094,7 @@
                 <w:noProof/>
                 <w:webHidden/>
               </w:rPr>
-              <w:instrText xml:space="preserve"> PAGEREF _Toc230859124 \h </w:instrText>
+              <w:instrText xml:space="preserve"> PAGEREF _Toc230894257 \h </w:instrText>
             </w:r>
             <w:r>
               <w:rPr>
@@ -1138,7 +1138,7 @@
               <w:lang w:val="hr-HR"/>
             </w:rPr>
           </w:pPr>
-          <w:hyperlink w:anchor="_Toc230859125" w:history="1">
+          <w:hyperlink w:anchor="_Toc230894258" w:history="1">
             <w:r>
               <w:rPr>
                 <w:rStyle w:val="Hiperveza"/>
@@ -1180,7 +1180,7 @@
                 <w:noProof/>
                 <w:webHidden/>
               </w:rPr>
-              <w:instrText xml:space="preserve"> PAGEREF _Toc230859125 \h </w:instrText>
+              <w:instrText xml:space="preserve"> PAGEREF _Toc230894258 \h </w:instrText>
             </w:r>
             <w:r>
               <w:rPr>
@@ -1224,7 +1224,7 @@
               <w:lang w:val="hr-HR"/>
             </w:rPr>
           </w:pPr>
-          <w:hyperlink w:anchor="_Toc230859126" w:history="1">
+          <w:hyperlink w:anchor="_Toc230894259" w:history="1">
             <w:r>
               <w:rPr>
                 <w:rStyle w:val="Hiperveza"/>
@@ -1266,7 +1266,7 @@
                 <w:noProof/>
                 <w:webHidden/>
               </w:rPr>
-              <w:instrText xml:space="preserve"> PAGEREF _Toc230859126 \h </w:instrText>
+              <w:instrText xml:space="preserve"> PAGEREF _Toc230894259 \h </w:instrText>
             </w:r>
             <w:r>
               <w:rPr>
@@ -1309,7 +1309,7 @@
               <w:lang w:val="hr-HR"/>
             </w:rPr>
           </w:pPr>
-          <w:hyperlink w:anchor="_Toc230859127" w:history="1">
+          <w:hyperlink w:anchor="_Toc230894260" w:history="1">
             <w:r>
               <w:rPr>
                 <w:rStyle w:val="Hiperveza"/>
@@ -1336,7 +1336,7 @@
                 <w:noProof/>
                 <w:webHidden/>
               </w:rPr>
-              <w:instrText xml:space="preserve"> PAGEREF _Toc230859127 \h </w:instrText>
+              <w:instrText xml:space="preserve"> PAGEREF _Toc230894260 \h </w:instrText>
             </w:r>
             <w:r>
               <w:rPr>
@@ -1379,13 +1379,13 @@
               <w:lang w:val="hr-HR"/>
             </w:rPr>
           </w:pPr>
-          <w:hyperlink w:anchor="_Toc230859128" w:history="1">
+          <w:hyperlink w:anchor="_Toc230894261" w:history="1">
             <w:r>
               <w:rPr>
                 <w:rStyle w:val="Hiperveza"/>
                 <w:noProof/>
               </w:rPr>
-              <w:t>9.1.1 Pogled 1 v_bibliografski_katalog</w:t>
+              <w:t>9.1.1 Pogled 1: v_bibliografski_katalog</w:t>
             </w:r>
             <w:r>
               <w:rPr>
@@ -1406,7 +1406,7 @@
                 <w:noProof/>
                 <w:webHidden/>
               </w:rPr>
-              <w:instrText xml:space="preserve"> PAGEREF _Toc230859128 \h </w:instrText>
+              <w:instrText xml:space="preserve"> PAGEREF _Toc230894261 \h </w:instrText>
             </w:r>
             <w:r>
               <w:rPr>
@@ -1449,13 +1449,13 @@
               <w:lang w:val="hr-HR"/>
             </w:rPr>
           </w:pPr>
-          <w:hyperlink w:anchor="_Toc230859129" w:history="1">
+          <w:hyperlink w:anchor="_Toc230894262" w:history="1">
             <w:r>
               <w:rPr>
                 <w:rStyle w:val="Hiperveza"/>
                 <w:noProof/>
               </w:rPr>
-              <w:t>9.1.2 Pogled 2 v_broj_knjiga_po_autoru</w:t>
+              <w:t>9.1.2 Pogled 2: v_broj_knjiga_po_autoru</w:t>
             </w:r>
             <w:r>
               <w:rPr>
@@ -1476,7 +1476,7 @@
                 <w:noProof/>
                 <w:webHidden/>
               </w:rPr>
-              <w:instrText xml:space="preserve"> PAGEREF _Toc230859129 \h </w:instrText>
+              <w:instrText xml:space="preserve"> PAGEREF _Toc230894262 \h </w:instrText>
             </w:r>
             <w:r>
               <w:rPr>
@@ -1519,13 +1519,13 @@
               <w:lang w:val="hr-HR"/>
             </w:rPr>
           </w:pPr>
-          <w:hyperlink w:anchor="_Toc230859130" w:history="1">
+          <w:hyperlink w:anchor="_Toc230894263" w:history="1">
             <w:r>
               <w:rPr>
                 <w:rStyle w:val="Hiperveza"/>
                 <w:noProof/>
               </w:rPr>
-              <w:t>9.1.3 Pogled 3 v_broj_autora_po_knjizi</w:t>
+              <w:t>9.1.3 Pogled 3: v_broj_autora_po_knjizi</w:t>
             </w:r>
             <w:r>
               <w:rPr>
@@ -1546,7 +1546,7 @@
                 <w:noProof/>
                 <w:webHidden/>
               </w:rPr>
-              <w:instrText xml:space="preserve"> PAGEREF _Toc230859130 \h </w:instrText>
+              <w:instrText xml:space="preserve"> PAGEREF _Toc230894263 \h </w:instrText>
             </w:r>
             <w:r>
               <w:rPr>
@@ -1567,6 +1567,216 @@
                 <w:webHidden/>
               </w:rPr>
               <w:t>5</w:t>
+            </w:r>
+            <w:r>
+              <w:rPr>
+                <w:noProof/>
+                <w:webHidden/>
+              </w:rPr>
+              <w:fldChar w:fldCharType="end"/>
+            </w:r>
+          </w:hyperlink>
+        </w:p>
+        <w:p>
+          <w:pPr>
+            <w:pStyle w:val="Sadraj3"/>
+            <w:tabs>
+              <w:tab w:val="right" w:leader="dot" w:pos="8494"/>
+            </w:tabs>
+            <w:rPr>
+              <w:rFonts w:asciiTheme="minorHAnsi" w:eastAsiaTheme="minorEastAsia" w:hAnsiTheme="minorHAnsi" w:cstheme="minorBidi"/>
+              <w:noProof/>
+              <w:lang w:val="hr-HR"/>
+            </w:rPr>
+          </w:pPr>
+          <w:hyperlink w:anchor="_Toc230894264" w:history="1">
+            <w:r>
+              <w:rPr>
+                <w:rStyle w:val="Hiperveza"/>
+                <w:noProof/>
+              </w:rPr>
+              <w:t>9.1.4 Upit 1: Prikazuje sve knjige određenog autora</w:t>
+            </w:r>
+            <w:r>
+              <w:rPr>
+                <w:noProof/>
+                <w:webHidden/>
+              </w:rPr>
+              <w:tab/>
+            </w:r>
+            <w:r>
+              <w:rPr>
+                <w:noProof/>
+                <w:webHidden/>
+              </w:rPr>
+              <w:fldChar w:fldCharType="begin"/>
+            </w:r>
+            <w:r>
+              <w:rPr>
+                <w:noProof/>
+                <w:webHidden/>
+              </w:rPr>
+              <w:instrText xml:space="preserve"> PAGEREF _Toc230894264 \h </w:instrText>
+            </w:r>
+            <w:r>
+              <w:rPr>
+                <w:noProof/>
+                <w:webHidden/>
+              </w:rPr>
+            </w:r>
+            <w:r>
+              <w:rPr>
+                <w:noProof/>
+                <w:webHidden/>
+              </w:rPr>
+              <w:fldChar w:fldCharType="separate"/>
+            </w:r>
+            <w:r>
+              <w:rPr>
+                <w:noProof/>
+                <w:webHidden/>
+              </w:rPr>
+              <w:t>5</w:t>
+            </w:r>
+            <w:r>
+              <w:rPr>
+                <w:noProof/>
+                <w:webHidden/>
+              </w:rPr>
+              <w:fldChar w:fldCharType="end"/>
+            </w:r>
+          </w:hyperlink>
+        </w:p>
+        <w:p>
+          <w:pPr>
+            <w:pStyle w:val="Sadraj3"/>
+            <w:tabs>
+              <w:tab w:val="right" w:leader="dot" w:pos="8494"/>
+            </w:tabs>
+            <w:rPr>
+              <w:rFonts w:asciiTheme="minorHAnsi" w:eastAsiaTheme="minorEastAsia" w:hAnsiTheme="minorHAnsi" w:cstheme="minorBidi"/>
+              <w:noProof/>
+              <w:lang w:val="hr-HR"/>
+            </w:rPr>
+          </w:pPr>
+          <w:hyperlink w:anchor="_Toc230894265" w:history="1">
+            <w:r>
+              <w:rPr>
+                <w:rStyle w:val="Hiperveza"/>
+                <w:noProof/>
+              </w:rPr>
+              <w:t>9.1.5 Upit 2: Prikazuje autore koji imaju dvije ili više knjiga u katalogu.</w:t>
+            </w:r>
+            <w:r>
+              <w:rPr>
+                <w:noProof/>
+                <w:webHidden/>
+              </w:rPr>
+              <w:tab/>
+            </w:r>
+            <w:r>
+              <w:rPr>
+                <w:noProof/>
+                <w:webHidden/>
+              </w:rPr>
+              <w:fldChar w:fldCharType="begin"/>
+            </w:r>
+            <w:r>
+              <w:rPr>
+                <w:noProof/>
+                <w:webHidden/>
+              </w:rPr>
+              <w:instrText xml:space="preserve"> PAGEREF _Toc230894265 \h </w:instrText>
+            </w:r>
+            <w:r>
+              <w:rPr>
+                <w:noProof/>
+                <w:webHidden/>
+              </w:rPr>
+            </w:r>
+            <w:r>
+              <w:rPr>
+                <w:noProof/>
+                <w:webHidden/>
+              </w:rPr>
+              <w:fldChar w:fldCharType="separate"/>
+            </w:r>
+            <w:r>
+              <w:rPr>
+                <w:noProof/>
+                <w:webHidden/>
+              </w:rPr>
+              <w:t>6</w:t>
+            </w:r>
+            <w:r>
+              <w:rPr>
+                <w:noProof/>
+                <w:webHidden/>
+              </w:rPr>
+              <w:fldChar w:fldCharType="end"/>
+            </w:r>
+          </w:hyperlink>
+        </w:p>
+        <w:p>
+          <w:pPr>
+            <w:pStyle w:val="Sadraj3"/>
+            <w:tabs>
+              <w:tab w:val="right" w:leader="dot" w:pos="8494"/>
+            </w:tabs>
+            <w:rPr>
+              <w:rFonts w:asciiTheme="minorHAnsi" w:eastAsiaTheme="minorEastAsia" w:hAnsiTheme="minorHAnsi" w:cstheme="minorBidi"/>
+              <w:noProof/>
+              <w:lang w:val="hr-HR"/>
+            </w:rPr>
+          </w:pPr>
+          <w:hyperlink w:anchor="_Toc230894266" w:history="1">
+            <w:r>
+              <w:rPr>
+                <w:rStyle w:val="Hiperveza"/>
+                <w:noProof/>
+              </w:rPr>
+              <w:t>9.1.6 Upit 3: Prikazuje knjige koje imaju više od jednog autora.</w:t>
+            </w:r>
+            <w:r>
+              <w:rPr>
+                <w:noProof/>
+                <w:webHidden/>
+              </w:rPr>
+              <w:tab/>
+            </w:r>
+            <w:r>
+              <w:rPr>
+                <w:noProof/>
+                <w:webHidden/>
+              </w:rPr>
+              <w:fldChar w:fldCharType="begin"/>
+            </w:r>
+            <w:r>
+              <w:rPr>
+                <w:noProof/>
+                <w:webHidden/>
+              </w:rPr>
+              <w:instrText xml:space="preserve"> PAGEREF _Toc230894266 \h </w:instrText>
+            </w:r>
+            <w:r>
+              <w:rPr>
+                <w:noProof/>
+                <w:webHidden/>
+              </w:rPr>
+            </w:r>
+            <w:r>
+              <w:rPr>
+                <w:noProof/>
+                <w:webHidden/>
+              </w:rPr>
+              <w:fldChar w:fldCharType="separate"/>
+            </w:r>
+            <w:r>
+              <w:rPr>
+                <w:noProof/>
+                <w:webHidden/>
+              </w:rPr>
+              <w:t>6</w:t>
             </w:r>
             <w:r>
               <w:rPr>
@@ -1614,7 +1824,7 @@
           <w:numId w:val="1"/>
         </w:numPr>
       </w:pPr>
-      <w:bookmarkStart w:id="1" w:name="_Toc230859118"/>
+      <w:bookmarkStart w:id="1" w:name="_Toc230894251"/>
       <w:r>
         <w:lastRenderedPageBreak/>
         <w:t>U</w:t>
@@ -1968,7 +2178,7 @@
           <w:numId w:val="1"/>
         </w:numPr>
       </w:pPr>
-      <w:bookmarkStart w:id="2" w:name="_Toc230859119"/>
+      <w:bookmarkStart w:id="2" w:name="_Toc230894252"/>
       <w:r>
         <w:t>O</w:t>
       </w:r>
@@ -2024,7 +2234,7 @@
           <w:numId w:val="1"/>
         </w:numPr>
       </w:pPr>
-      <w:bookmarkStart w:id="3" w:name="_Toc230859120"/>
+      <w:bookmarkStart w:id="3" w:name="_Toc230894253"/>
       <w:proofErr w:type="spellStart"/>
       <w:r>
         <w:t>E</w:t>
@@ -2094,7 +2304,7 @@
           <w:numId w:val="1"/>
         </w:numPr>
       </w:pPr>
-      <w:bookmarkStart w:id="4" w:name="_Toc230859121"/>
+      <w:bookmarkStart w:id="4" w:name="_Toc230894254"/>
       <w:r>
         <w:lastRenderedPageBreak/>
         <w:t>V</w:t>
@@ -2132,7 +2342,7 @@
           <w:numId w:val="1"/>
         </w:numPr>
       </w:pPr>
-      <w:bookmarkStart w:id="5" w:name="_Toc230859122"/>
+      <w:bookmarkStart w:id="5" w:name="_Toc230894255"/>
       <w:r>
         <w:t>S</w:t>
       </w:r>
@@ -2938,7 +3148,7 @@
           <w:numId w:val="1"/>
         </w:numPr>
       </w:pPr>
-      <w:bookmarkStart w:id="6" w:name="_Toc230859123"/>
+      <w:bookmarkStart w:id="6" w:name="_Toc230894256"/>
       <w:r>
         <w:t>E</w:t>
       </w:r>
@@ -3045,7 +3255,7 @@
           <w:numId w:val="1"/>
         </w:numPr>
       </w:pPr>
-      <w:bookmarkStart w:id="7" w:name="_Toc230859124"/>
+      <w:bookmarkStart w:id="7" w:name="_Toc230894257"/>
       <w:r>
         <w:t>P</w:t>
       </w:r>
@@ -3503,7 +3713,7 @@
           <w:numId w:val="1"/>
         </w:numPr>
       </w:pPr>
-      <w:bookmarkStart w:id="8" w:name="_Toc230859125"/>
+      <w:bookmarkStart w:id="8" w:name="_Toc230894258"/>
       <w:r>
         <w:lastRenderedPageBreak/>
         <w:t>S</w:t>
@@ -3566,7 +3776,7 @@
           <w:numId w:val="1"/>
         </w:numPr>
       </w:pPr>
-      <w:bookmarkStart w:id="10" w:name="_Toc230859126"/>
+      <w:bookmarkStart w:id="10" w:name="_Toc230894259"/>
       <w:r>
         <w:t>Pogledi i u</w:t>
       </w:r>
@@ -3580,7 +3790,7 @@
       <w:pPr>
         <w:pStyle w:val="Naslov2"/>
       </w:pPr>
-      <w:bookmarkStart w:id="11" w:name="_Toc230859127"/>
+      <w:bookmarkStart w:id="11" w:name="_Toc230894260"/>
       <w:r>
         <w:t>9.1 Lorena Pavličić</w:t>
       </w:r>
@@ -3637,7 +3847,7 @@
       <w:pPr>
         <w:pStyle w:val="Naslov3"/>
       </w:pPr>
-      <w:bookmarkStart w:id="12" w:name="_Toc230859128"/>
+      <w:bookmarkStart w:id="12" w:name="_Toc230894261"/>
       <w:r>
         <w:t xml:space="preserve">9.1.1 </w:t>
       </w:r>
@@ -5033,7 +5243,7 @@
           <w:p>
             <w:pPr>
               <w:shd w:val="clear" w:color="auto" w:fill="191622"/>
-              <w:spacing w:line="285" w:lineRule="atLeast"/>
+              <w:spacing w:after="0" w:line="285" w:lineRule="atLeast"/>
               <w:rPr>
                 <w:rFonts w:ascii="Consolas" w:eastAsia="Times New Roman" w:hAnsi="Consolas" w:cs="Times New Roman"/>
                 <w:color w:val="E1E1E6"/>
@@ -5302,7 +5512,7 @@
       <w:pPr>
         <w:pStyle w:val="Naslov3"/>
       </w:pPr>
-      <w:bookmarkStart w:id="13" w:name="_Toc230859129"/>
+      <w:bookmarkStart w:id="13" w:name="_Toc230894262"/>
       <w:r>
         <w:lastRenderedPageBreak/>
         <w:t>9.1.2 Pogled 2</w:t>
@@ -6099,7 +6309,7 @@
           <w:p>
             <w:pPr>
               <w:shd w:val="clear" w:color="auto" w:fill="191622"/>
-              <w:spacing w:line="285" w:lineRule="atLeast"/>
+              <w:spacing w:after="0" w:line="285" w:lineRule="atLeast"/>
               <w:rPr>
                 <w:rFonts w:ascii="Consolas" w:eastAsia="Times New Roman" w:hAnsi="Consolas" w:cs="Times New Roman"/>
                 <w:color w:val="E1E1E6"/>
@@ -6304,7 +6514,7 @@
       <w:pPr>
         <w:pStyle w:val="Naslov3"/>
       </w:pPr>
-      <w:bookmarkStart w:id="14" w:name="_Toc230859130"/>
+      <w:bookmarkStart w:id="14" w:name="_Toc230894263"/>
       <w:r>
         <w:t>9.1.</w:t>
       </w:r>
@@ -7471,6 +7681,7 @@
       <w:pPr>
         <w:pStyle w:val="Naslov3"/>
       </w:pPr>
+      <w:bookmarkStart w:id="15" w:name="_Toc230894264"/>
       <w:r>
         <w:t>9.1.</w:t>
       </w:r>
@@ -7495,18 +7706,3529 @@
       <w:r>
         <w:t>Prikazuje sve knjige određenog autora</w:t>
       </w:r>
+      <w:bookmarkEnd w:id="15"/>
     </w:p>
     <w:p>
-      <w:r>
+      <w:pPr>
         <w:rPr>
           <w:rFonts w:ascii="Times New Roman" w:eastAsia="Times New Roman" w:hAnsi="Times New Roman" w:cs="Times New Roman"/>
           <w:color w:val="000000"/>
           <w:sz w:val="24"/>
           <w:szCs w:val="24"/>
         </w:rPr>
+      </w:pPr>
+      <w:r>
+        <w:rPr>
+          <w:rFonts w:ascii="Times New Roman" w:eastAsia="Times New Roman" w:hAnsi="Times New Roman" w:cs="Times New Roman"/>
+          <w:color w:val="000000"/>
+          <w:sz w:val="24"/>
+          <w:szCs w:val="24"/>
+        </w:rPr>
         <w:t>Prikazuje sve knjige autora Orwell, sortirane silazno po godini izdanja.</w:t>
       </w:r>
     </w:p>
+    <w:tbl>
+      <w:tblPr>
+        <w:tblStyle w:val="TableNormal"/>
+        <w:tblW w:w="0" w:type="auto"/>
+        <w:tblInd w:w="5" w:type="dxa"/>
+        <w:tblLook w:val="04A0" w:firstRow="1" w:lastRow="0" w:firstColumn="1" w:lastColumn="0" w:noHBand="0" w:noVBand="1"/>
+      </w:tblPr>
+      <w:tblGrid>
+        <w:gridCol w:w="8494"/>
+      </w:tblGrid>
+      <w:tr>
+        <w:tc>
+          <w:tcPr>
+            <w:tcW w:w="8494" w:type="dxa"/>
+          </w:tcPr>
+          <w:p>
+            <w:pPr>
+              <w:shd w:val="clear" w:color="auto" w:fill="191622"/>
+              <w:spacing w:after="0" w:line="285" w:lineRule="atLeast"/>
+              <w:rPr>
+                <w:rFonts w:ascii="Consolas" w:eastAsia="Times New Roman" w:hAnsi="Consolas" w:cs="Times New Roman"/>
+                <w:color w:val="E1E1E6"/>
+                <w:sz w:val="21"/>
+                <w:szCs w:val="21"/>
+                <w:lang w:val="hr-HR"/>
+              </w:rPr>
+            </w:pPr>
+            <w:r>
+              <w:rPr>
+                <w:rFonts w:ascii="Consolas" w:eastAsia="Times New Roman" w:hAnsi="Consolas" w:cs="Times New Roman"/>
+                <w:color w:val="FF79C6"/>
+                <w:sz w:val="21"/>
+                <w:szCs w:val="21"/>
+                <w:lang w:val="hr-HR"/>
+              </w:rPr>
+              <w:t>S</w:t>
+            </w:r>
+            <w:r>
+              <w:rPr>
+                <w:rFonts w:ascii="Consolas" w:eastAsia="Times New Roman" w:hAnsi="Consolas" w:cs="Times New Roman"/>
+                <w:color w:val="FF79C6"/>
+                <w:sz w:val="21"/>
+                <w:szCs w:val="21"/>
+                <w:lang w:val="hr-HR"/>
+              </w:rPr>
+              <w:t>SELECT</w:t>
+            </w:r>
+          </w:p>
+          <w:p>
+            <w:pPr>
+              <w:shd w:val="clear" w:color="auto" w:fill="191622"/>
+              <w:spacing w:after="0" w:line="285" w:lineRule="atLeast"/>
+              <w:rPr>
+                <w:rFonts w:ascii="Consolas" w:eastAsia="Times New Roman" w:hAnsi="Consolas" w:cs="Times New Roman"/>
+                <w:color w:val="E1E1E6"/>
+                <w:sz w:val="21"/>
+                <w:szCs w:val="21"/>
+                <w:lang w:val="hr-HR"/>
+              </w:rPr>
+            </w:pPr>
+            <w:r>
+              <w:rPr>
+                <w:rFonts w:ascii="Consolas" w:eastAsia="Times New Roman" w:hAnsi="Consolas" w:cs="Times New Roman"/>
+                <w:color w:val="E1E1E6"/>
+                <w:sz w:val="21"/>
+                <w:szCs w:val="21"/>
+                <w:lang w:val="hr-HR"/>
+              </w:rPr>
+              <w:t xml:space="preserve">    </w:t>
+            </w:r>
+            <w:r>
+              <w:rPr>
+                <w:rFonts w:ascii="Consolas" w:eastAsia="Times New Roman" w:hAnsi="Consolas" w:cs="Times New Roman"/>
+                <w:color w:val="988BC7"/>
+                <w:sz w:val="21"/>
+                <w:szCs w:val="21"/>
+                <w:lang w:val="hr-HR"/>
+              </w:rPr>
+              <w:t>CONCAT</w:t>
+            </w:r>
+            <w:r>
+              <w:rPr>
+                <w:rFonts w:ascii="Consolas" w:eastAsia="Times New Roman" w:hAnsi="Consolas" w:cs="Times New Roman"/>
+                <w:color w:val="E1E1E6"/>
+                <w:sz w:val="21"/>
+                <w:szCs w:val="21"/>
+                <w:lang w:val="hr-HR"/>
+              </w:rPr>
+              <w:t>(</w:t>
+            </w:r>
+            <w:proofErr w:type="spellStart"/>
+            <w:r>
+              <w:rPr>
+                <w:rFonts w:ascii="Consolas" w:eastAsia="Times New Roman" w:hAnsi="Consolas" w:cs="Times New Roman"/>
+                <w:color w:val="78D1E1"/>
+                <w:sz w:val="21"/>
+                <w:szCs w:val="21"/>
+                <w:lang w:val="hr-HR"/>
+              </w:rPr>
+              <w:t>a</w:t>
+            </w:r>
+            <w:r>
+              <w:rPr>
+                <w:rFonts w:ascii="Consolas" w:eastAsia="Times New Roman" w:hAnsi="Consolas" w:cs="Times New Roman"/>
+                <w:color w:val="E1E1E6"/>
+                <w:sz w:val="21"/>
+                <w:szCs w:val="21"/>
+                <w:lang w:val="hr-HR"/>
+              </w:rPr>
+              <w:t>.</w:t>
+            </w:r>
+            <w:r>
+              <w:rPr>
+                <w:rFonts w:ascii="Consolas" w:eastAsia="Times New Roman" w:hAnsi="Consolas" w:cs="Times New Roman"/>
+                <w:color w:val="78D1E1"/>
+                <w:sz w:val="21"/>
+                <w:szCs w:val="21"/>
+                <w:lang w:val="hr-HR"/>
+              </w:rPr>
+              <w:t>ime</w:t>
+            </w:r>
+            <w:proofErr w:type="spellEnd"/>
+            <w:r>
+              <w:rPr>
+                <w:rFonts w:ascii="Consolas" w:eastAsia="Times New Roman" w:hAnsi="Consolas" w:cs="Times New Roman"/>
+                <w:color w:val="E1E1E6"/>
+                <w:sz w:val="21"/>
+                <w:szCs w:val="21"/>
+                <w:lang w:val="hr-HR"/>
+              </w:rPr>
+              <w:t xml:space="preserve">, </w:t>
+            </w:r>
+            <w:r>
+              <w:rPr>
+                <w:rFonts w:ascii="Consolas" w:eastAsia="Times New Roman" w:hAnsi="Consolas" w:cs="Times New Roman"/>
+                <w:color w:val="E7DE79"/>
+                <w:sz w:val="21"/>
+                <w:szCs w:val="21"/>
+                <w:lang w:val="hr-HR"/>
+              </w:rPr>
+              <w:t>' '</w:t>
+            </w:r>
+            <w:r>
+              <w:rPr>
+                <w:rFonts w:ascii="Consolas" w:eastAsia="Times New Roman" w:hAnsi="Consolas" w:cs="Times New Roman"/>
+                <w:color w:val="E1E1E6"/>
+                <w:sz w:val="21"/>
+                <w:szCs w:val="21"/>
+                <w:lang w:val="hr-HR"/>
+              </w:rPr>
+              <w:t xml:space="preserve">, </w:t>
+            </w:r>
+            <w:proofErr w:type="spellStart"/>
+            <w:r>
+              <w:rPr>
+                <w:rFonts w:ascii="Consolas" w:eastAsia="Times New Roman" w:hAnsi="Consolas" w:cs="Times New Roman"/>
+                <w:color w:val="78D1E1"/>
+                <w:sz w:val="21"/>
+                <w:szCs w:val="21"/>
+                <w:lang w:val="hr-HR"/>
+              </w:rPr>
+              <w:t>a</w:t>
+            </w:r>
+            <w:r>
+              <w:rPr>
+                <w:rFonts w:ascii="Consolas" w:eastAsia="Times New Roman" w:hAnsi="Consolas" w:cs="Times New Roman"/>
+                <w:color w:val="E1E1E6"/>
+                <w:sz w:val="21"/>
+                <w:szCs w:val="21"/>
+                <w:lang w:val="hr-HR"/>
+              </w:rPr>
+              <w:t>.</w:t>
+            </w:r>
+            <w:r>
+              <w:rPr>
+                <w:rFonts w:ascii="Consolas" w:eastAsia="Times New Roman" w:hAnsi="Consolas" w:cs="Times New Roman"/>
+                <w:color w:val="78D1E1"/>
+                <w:sz w:val="21"/>
+                <w:szCs w:val="21"/>
+                <w:lang w:val="hr-HR"/>
+              </w:rPr>
+              <w:t>prezime</w:t>
+            </w:r>
+            <w:proofErr w:type="spellEnd"/>
+            <w:r>
+              <w:rPr>
+                <w:rFonts w:ascii="Consolas" w:eastAsia="Times New Roman" w:hAnsi="Consolas" w:cs="Times New Roman"/>
+                <w:color w:val="E1E1E6"/>
+                <w:sz w:val="21"/>
+                <w:szCs w:val="21"/>
+                <w:lang w:val="hr-HR"/>
+              </w:rPr>
+              <w:t xml:space="preserve">) </w:t>
+            </w:r>
+            <w:r>
+              <w:rPr>
+                <w:rFonts w:ascii="Consolas" w:eastAsia="Times New Roman" w:hAnsi="Consolas" w:cs="Times New Roman"/>
+                <w:color w:val="FF79C6"/>
+                <w:sz w:val="21"/>
+                <w:szCs w:val="21"/>
+                <w:lang w:val="hr-HR"/>
+              </w:rPr>
+              <w:t>AS</w:t>
+            </w:r>
+            <w:r>
+              <w:rPr>
+                <w:rFonts w:ascii="Consolas" w:eastAsia="Times New Roman" w:hAnsi="Consolas" w:cs="Times New Roman"/>
+                <w:color w:val="E1E1E6"/>
+                <w:sz w:val="21"/>
+                <w:szCs w:val="21"/>
+                <w:lang w:val="hr-HR"/>
+              </w:rPr>
+              <w:t xml:space="preserve"> autor,</w:t>
+            </w:r>
+          </w:p>
+          <w:p>
+            <w:pPr>
+              <w:shd w:val="clear" w:color="auto" w:fill="191622"/>
+              <w:spacing w:after="0" w:line="285" w:lineRule="atLeast"/>
+              <w:rPr>
+                <w:rFonts w:ascii="Consolas" w:eastAsia="Times New Roman" w:hAnsi="Consolas" w:cs="Times New Roman"/>
+                <w:color w:val="E1E1E6"/>
+                <w:sz w:val="21"/>
+                <w:szCs w:val="21"/>
+                <w:lang w:val="hr-HR"/>
+              </w:rPr>
+            </w:pPr>
+            <w:r>
+              <w:rPr>
+                <w:rFonts w:ascii="Consolas" w:eastAsia="Times New Roman" w:hAnsi="Consolas" w:cs="Times New Roman"/>
+                <w:color w:val="E1E1E6"/>
+                <w:sz w:val="21"/>
+                <w:szCs w:val="21"/>
+                <w:lang w:val="hr-HR"/>
+              </w:rPr>
+              <w:t xml:space="preserve">    </w:t>
+            </w:r>
+            <w:proofErr w:type="spellStart"/>
+            <w:r>
+              <w:rPr>
+                <w:rFonts w:ascii="Consolas" w:eastAsia="Times New Roman" w:hAnsi="Consolas" w:cs="Times New Roman"/>
+                <w:color w:val="78D1E1"/>
+                <w:sz w:val="21"/>
+                <w:szCs w:val="21"/>
+                <w:lang w:val="hr-HR"/>
+              </w:rPr>
+              <w:t>k</w:t>
+            </w:r>
+            <w:r>
+              <w:rPr>
+                <w:rFonts w:ascii="Consolas" w:eastAsia="Times New Roman" w:hAnsi="Consolas" w:cs="Times New Roman"/>
+                <w:color w:val="E1E1E6"/>
+                <w:sz w:val="21"/>
+                <w:szCs w:val="21"/>
+                <w:lang w:val="hr-HR"/>
+              </w:rPr>
+              <w:t>.</w:t>
+            </w:r>
+            <w:r>
+              <w:rPr>
+                <w:rFonts w:ascii="Consolas" w:eastAsia="Times New Roman" w:hAnsi="Consolas" w:cs="Times New Roman"/>
+                <w:color w:val="78D1E1"/>
+                <w:sz w:val="21"/>
+                <w:szCs w:val="21"/>
+                <w:lang w:val="hr-HR"/>
+              </w:rPr>
+              <w:t>naslov</w:t>
+            </w:r>
+            <w:proofErr w:type="spellEnd"/>
+            <w:r>
+              <w:rPr>
+                <w:rFonts w:ascii="Consolas" w:eastAsia="Times New Roman" w:hAnsi="Consolas" w:cs="Times New Roman"/>
+                <w:color w:val="E1E1E6"/>
+                <w:sz w:val="21"/>
+                <w:szCs w:val="21"/>
+                <w:lang w:val="hr-HR"/>
+              </w:rPr>
+              <w:t>,</w:t>
+            </w:r>
+          </w:p>
+          <w:p>
+            <w:pPr>
+              <w:shd w:val="clear" w:color="auto" w:fill="191622"/>
+              <w:spacing w:after="0" w:line="285" w:lineRule="atLeast"/>
+              <w:rPr>
+                <w:rFonts w:ascii="Consolas" w:eastAsia="Times New Roman" w:hAnsi="Consolas" w:cs="Times New Roman"/>
+                <w:color w:val="E1E1E6"/>
+                <w:sz w:val="21"/>
+                <w:szCs w:val="21"/>
+                <w:lang w:val="hr-HR"/>
+              </w:rPr>
+            </w:pPr>
+            <w:r>
+              <w:rPr>
+                <w:rFonts w:ascii="Consolas" w:eastAsia="Times New Roman" w:hAnsi="Consolas" w:cs="Times New Roman"/>
+                <w:color w:val="E1E1E6"/>
+                <w:sz w:val="21"/>
+                <w:szCs w:val="21"/>
+                <w:lang w:val="hr-HR"/>
+              </w:rPr>
+              <w:t xml:space="preserve">    </w:t>
+            </w:r>
+            <w:proofErr w:type="spellStart"/>
+            <w:r>
+              <w:rPr>
+                <w:rFonts w:ascii="Consolas" w:eastAsia="Times New Roman" w:hAnsi="Consolas" w:cs="Times New Roman"/>
+                <w:color w:val="78D1E1"/>
+                <w:sz w:val="21"/>
+                <w:szCs w:val="21"/>
+                <w:lang w:val="hr-HR"/>
+              </w:rPr>
+              <w:t>k</w:t>
+            </w:r>
+            <w:r>
+              <w:rPr>
+                <w:rFonts w:ascii="Consolas" w:eastAsia="Times New Roman" w:hAnsi="Consolas" w:cs="Times New Roman"/>
+                <w:color w:val="E1E1E6"/>
+                <w:sz w:val="21"/>
+                <w:szCs w:val="21"/>
+                <w:lang w:val="hr-HR"/>
+              </w:rPr>
+              <w:t>.</w:t>
+            </w:r>
+            <w:r>
+              <w:rPr>
+                <w:rFonts w:ascii="Consolas" w:eastAsia="Times New Roman" w:hAnsi="Consolas" w:cs="Times New Roman"/>
+                <w:color w:val="78D1E1"/>
+                <w:sz w:val="21"/>
+                <w:szCs w:val="21"/>
+                <w:lang w:val="hr-HR"/>
+              </w:rPr>
+              <w:t>isbn</w:t>
+            </w:r>
+            <w:proofErr w:type="spellEnd"/>
+            <w:r>
+              <w:rPr>
+                <w:rFonts w:ascii="Consolas" w:eastAsia="Times New Roman" w:hAnsi="Consolas" w:cs="Times New Roman"/>
+                <w:color w:val="E1E1E6"/>
+                <w:sz w:val="21"/>
+                <w:szCs w:val="21"/>
+                <w:lang w:val="hr-HR"/>
+              </w:rPr>
+              <w:t>,</w:t>
+            </w:r>
+          </w:p>
+          <w:p>
+            <w:pPr>
+              <w:shd w:val="clear" w:color="auto" w:fill="191622"/>
+              <w:spacing w:after="0" w:line="285" w:lineRule="atLeast"/>
+              <w:rPr>
+                <w:rFonts w:ascii="Consolas" w:eastAsia="Times New Roman" w:hAnsi="Consolas" w:cs="Times New Roman"/>
+                <w:color w:val="E1E1E6"/>
+                <w:sz w:val="21"/>
+                <w:szCs w:val="21"/>
+                <w:lang w:val="hr-HR"/>
+              </w:rPr>
+            </w:pPr>
+            <w:r>
+              <w:rPr>
+                <w:rFonts w:ascii="Consolas" w:eastAsia="Times New Roman" w:hAnsi="Consolas" w:cs="Times New Roman"/>
+                <w:color w:val="E1E1E6"/>
+                <w:sz w:val="21"/>
+                <w:szCs w:val="21"/>
+                <w:lang w:val="hr-HR"/>
+              </w:rPr>
+              <w:t xml:space="preserve">    </w:t>
+            </w:r>
+            <w:proofErr w:type="spellStart"/>
+            <w:r>
+              <w:rPr>
+                <w:rFonts w:ascii="Consolas" w:eastAsia="Times New Roman" w:hAnsi="Consolas" w:cs="Times New Roman"/>
+                <w:color w:val="78D1E1"/>
+                <w:sz w:val="21"/>
+                <w:szCs w:val="21"/>
+                <w:lang w:val="hr-HR"/>
+              </w:rPr>
+              <w:t>k</w:t>
+            </w:r>
+            <w:r>
+              <w:rPr>
+                <w:rFonts w:ascii="Consolas" w:eastAsia="Times New Roman" w:hAnsi="Consolas" w:cs="Times New Roman"/>
+                <w:color w:val="E1E1E6"/>
+                <w:sz w:val="21"/>
+                <w:szCs w:val="21"/>
+                <w:lang w:val="hr-HR"/>
+              </w:rPr>
+              <w:t>.</w:t>
+            </w:r>
+            <w:r>
+              <w:rPr>
+                <w:rFonts w:ascii="Consolas" w:eastAsia="Times New Roman" w:hAnsi="Consolas" w:cs="Times New Roman"/>
+                <w:color w:val="78D1E1"/>
+                <w:sz w:val="21"/>
+                <w:szCs w:val="21"/>
+                <w:lang w:val="hr-HR"/>
+              </w:rPr>
+              <w:t>godina_izdanja</w:t>
+            </w:r>
+            <w:proofErr w:type="spellEnd"/>
+            <w:r>
+              <w:rPr>
+                <w:rFonts w:ascii="Consolas" w:eastAsia="Times New Roman" w:hAnsi="Consolas" w:cs="Times New Roman"/>
+                <w:color w:val="E1E1E6"/>
+                <w:sz w:val="21"/>
+                <w:szCs w:val="21"/>
+                <w:lang w:val="hr-HR"/>
+              </w:rPr>
+              <w:t>,</w:t>
+            </w:r>
+          </w:p>
+          <w:p>
+            <w:pPr>
+              <w:shd w:val="clear" w:color="auto" w:fill="191622"/>
+              <w:spacing w:after="0" w:line="285" w:lineRule="atLeast"/>
+              <w:rPr>
+                <w:rFonts w:ascii="Consolas" w:eastAsia="Times New Roman" w:hAnsi="Consolas" w:cs="Times New Roman"/>
+                <w:color w:val="E1E1E6"/>
+                <w:sz w:val="21"/>
+                <w:szCs w:val="21"/>
+                <w:lang w:val="hr-HR"/>
+              </w:rPr>
+            </w:pPr>
+            <w:r>
+              <w:rPr>
+                <w:rFonts w:ascii="Consolas" w:eastAsia="Times New Roman" w:hAnsi="Consolas" w:cs="Times New Roman"/>
+                <w:color w:val="E1E1E6"/>
+                <w:sz w:val="21"/>
+                <w:szCs w:val="21"/>
+                <w:lang w:val="hr-HR"/>
+              </w:rPr>
+              <w:t xml:space="preserve">    </w:t>
+            </w:r>
+            <w:proofErr w:type="spellStart"/>
+            <w:r>
+              <w:rPr>
+                <w:rFonts w:ascii="Consolas" w:eastAsia="Times New Roman" w:hAnsi="Consolas" w:cs="Times New Roman"/>
+                <w:color w:val="78D1E1"/>
+                <w:sz w:val="21"/>
+                <w:szCs w:val="21"/>
+                <w:lang w:val="hr-HR"/>
+              </w:rPr>
+              <w:t>i</w:t>
+            </w:r>
+            <w:r>
+              <w:rPr>
+                <w:rFonts w:ascii="Consolas" w:eastAsia="Times New Roman" w:hAnsi="Consolas" w:cs="Times New Roman"/>
+                <w:color w:val="E1E1E6"/>
+                <w:sz w:val="21"/>
+                <w:szCs w:val="21"/>
+                <w:lang w:val="hr-HR"/>
+              </w:rPr>
+              <w:t>.</w:t>
+            </w:r>
+            <w:r>
+              <w:rPr>
+                <w:rFonts w:ascii="Consolas" w:eastAsia="Times New Roman" w:hAnsi="Consolas" w:cs="Times New Roman"/>
+                <w:color w:val="78D1E1"/>
+                <w:sz w:val="21"/>
+                <w:szCs w:val="21"/>
+                <w:lang w:val="hr-HR"/>
+              </w:rPr>
+              <w:t>naziv</w:t>
+            </w:r>
+            <w:proofErr w:type="spellEnd"/>
+            <w:r>
+              <w:rPr>
+                <w:rFonts w:ascii="Consolas" w:eastAsia="Times New Roman" w:hAnsi="Consolas" w:cs="Times New Roman"/>
+                <w:color w:val="E1E1E6"/>
+                <w:sz w:val="21"/>
+                <w:szCs w:val="21"/>
+                <w:lang w:val="hr-HR"/>
+              </w:rPr>
+              <w:t xml:space="preserve"> </w:t>
+            </w:r>
+            <w:r>
+              <w:rPr>
+                <w:rFonts w:ascii="Consolas" w:eastAsia="Times New Roman" w:hAnsi="Consolas" w:cs="Times New Roman"/>
+                <w:color w:val="FF79C6"/>
+                <w:sz w:val="21"/>
+                <w:szCs w:val="21"/>
+                <w:lang w:val="hr-HR"/>
+              </w:rPr>
+              <w:t>AS</w:t>
+            </w:r>
+            <w:r>
+              <w:rPr>
+                <w:rFonts w:ascii="Consolas" w:eastAsia="Times New Roman" w:hAnsi="Consolas" w:cs="Times New Roman"/>
+                <w:color w:val="E1E1E6"/>
+                <w:sz w:val="21"/>
+                <w:szCs w:val="21"/>
+                <w:lang w:val="hr-HR"/>
+              </w:rPr>
+              <w:t xml:space="preserve"> </w:t>
+            </w:r>
+            <w:proofErr w:type="spellStart"/>
+            <w:r>
+              <w:rPr>
+                <w:rFonts w:ascii="Consolas" w:eastAsia="Times New Roman" w:hAnsi="Consolas" w:cs="Times New Roman"/>
+                <w:color w:val="E1E1E6"/>
+                <w:sz w:val="21"/>
+                <w:szCs w:val="21"/>
+                <w:lang w:val="hr-HR"/>
+              </w:rPr>
+              <w:t>izdavac</w:t>
+            </w:r>
+            <w:proofErr w:type="spellEnd"/>
+          </w:p>
+          <w:p>
+            <w:pPr>
+              <w:shd w:val="clear" w:color="auto" w:fill="191622"/>
+              <w:spacing w:after="0" w:line="285" w:lineRule="atLeast"/>
+              <w:rPr>
+                <w:rFonts w:ascii="Consolas" w:eastAsia="Times New Roman" w:hAnsi="Consolas" w:cs="Times New Roman"/>
+                <w:color w:val="E1E1E6"/>
+                <w:sz w:val="21"/>
+                <w:szCs w:val="21"/>
+                <w:lang w:val="hr-HR"/>
+              </w:rPr>
+            </w:pPr>
+            <w:r>
+              <w:rPr>
+                <w:rFonts w:ascii="Consolas" w:eastAsia="Times New Roman" w:hAnsi="Consolas" w:cs="Times New Roman"/>
+                <w:color w:val="FF79C6"/>
+                <w:sz w:val="21"/>
+                <w:szCs w:val="21"/>
+                <w:lang w:val="hr-HR"/>
+              </w:rPr>
+              <w:t>FROM</w:t>
+            </w:r>
+            <w:r>
+              <w:rPr>
+                <w:rFonts w:ascii="Consolas" w:eastAsia="Times New Roman" w:hAnsi="Consolas" w:cs="Times New Roman"/>
+                <w:color w:val="E1E1E6"/>
+                <w:sz w:val="21"/>
+                <w:szCs w:val="21"/>
+                <w:lang w:val="hr-HR"/>
+              </w:rPr>
+              <w:t xml:space="preserve"> autor a</w:t>
+            </w:r>
+          </w:p>
+          <w:p>
+            <w:pPr>
+              <w:shd w:val="clear" w:color="auto" w:fill="191622"/>
+              <w:spacing w:after="0" w:line="285" w:lineRule="atLeast"/>
+              <w:rPr>
+                <w:rFonts w:ascii="Consolas" w:eastAsia="Times New Roman" w:hAnsi="Consolas" w:cs="Times New Roman"/>
+                <w:color w:val="E1E1E6"/>
+                <w:sz w:val="21"/>
+                <w:szCs w:val="21"/>
+                <w:lang w:val="hr-HR"/>
+              </w:rPr>
+            </w:pPr>
+            <w:r>
+              <w:rPr>
+                <w:rFonts w:ascii="Consolas" w:eastAsia="Times New Roman" w:hAnsi="Consolas" w:cs="Times New Roman"/>
+                <w:color w:val="FF79C6"/>
+                <w:sz w:val="21"/>
+                <w:szCs w:val="21"/>
+                <w:lang w:val="hr-HR"/>
+              </w:rPr>
+              <w:t>JOIN</w:t>
+            </w:r>
+            <w:r>
+              <w:rPr>
+                <w:rFonts w:ascii="Consolas" w:eastAsia="Times New Roman" w:hAnsi="Consolas" w:cs="Times New Roman"/>
+                <w:color w:val="E1E1E6"/>
+                <w:sz w:val="21"/>
+                <w:szCs w:val="21"/>
+                <w:lang w:val="hr-HR"/>
+              </w:rPr>
+              <w:t xml:space="preserve"> </w:t>
+            </w:r>
+            <w:proofErr w:type="spellStart"/>
+            <w:r>
+              <w:rPr>
+                <w:rFonts w:ascii="Consolas" w:eastAsia="Times New Roman" w:hAnsi="Consolas" w:cs="Times New Roman"/>
+                <w:color w:val="E1E1E6"/>
+                <w:sz w:val="21"/>
+                <w:szCs w:val="21"/>
+                <w:lang w:val="hr-HR"/>
+              </w:rPr>
+              <w:t>knjiga_autor</w:t>
+            </w:r>
+            <w:proofErr w:type="spellEnd"/>
+            <w:r>
+              <w:rPr>
+                <w:rFonts w:ascii="Consolas" w:eastAsia="Times New Roman" w:hAnsi="Consolas" w:cs="Times New Roman"/>
+                <w:color w:val="E1E1E6"/>
+                <w:sz w:val="21"/>
+                <w:szCs w:val="21"/>
+                <w:lang w:val="hr-HR"/>
+              </w:rPr>
+              <w:t xml:space="preserve"> ka </w:t>
+            </w:r>
+            <w:r>
+              <w:rPr>
+                <w:rFonts w:ascii="Consolas" w:eastAsia="Times New Roman" w:hAnsi="Consolas" w:cs="Times New Roman"/>
+                <w:color w:val="FF79C6"/>
+                <w:sz w:val="21"/>
+                <w:szCs w:val="21"/>
+                <w:lang w:val="hr-HR"/>
+              </w:rPr>
+              <w:t>ON</w:t>
+            </w:r>
+            <w:r>
+              <w:rPr>
+                <w:rFonts w:ascii="Consolas" w:eastAsia="Times New Roman" w:hAnsi="Consolas" w:cs="Times New Roman"/>
+                <w:color w:val="E1E1E6"/>
+                <w:sz w:val="21"/>
+                <w:szCs w:val="21"/>
+                <w:lang w:val="hr-HR"/>
+              </w:rPr>
+              <w:t xml:space="preserve"> </w:t>
+            </w:r>
+            <w:proofErr w:type="spellStart"/>
+            <w:r>
+              <w:rPr>
+                <w:rFonts w:ascii="Consolas" w:eastAsia="Times New Roman" w:hAnsi="Consolas" w:cs="Times New Roman"/>
+                <w:color w:val="78D1E1"/>
+                <w:sz w:val="21"/>
+                <w:szCs w:val="21"/>
+                <w:lang w:val="hr-HR"/>
+              </w:rPr>
+              <w:t>a</w:t>
+            </w:r>
+            <w:r>
+              <w:rPr>
+                <w:rFonts w:ascii="Consolas" w:eastAsia="Times New Roman" w:hAnsi="Consolas" w:cs="Times New Roman"/>
+                <w:color w:val="E1E1E6"/>
+                <w:sz w:val="21"/>
+                <w:szCs w:val="21"/>
+                <w:lang w:val="hr-HR"/>
+              </w:rPr>
+              <w:t>.</w:t>
+            </w:r>
+            <w:r>
+              <w:rPr>
+                <w:rFonts w:ascii="Consolas" w:eastAsia="Times New Roman" w:hAnsi="Consolas" w:cs="Times New Roman"/>
+                <w:color w:val="78D1E1"/>
+                <w:sz w:val="21"/>
+                <w:szCs w:val="21"/>
+                <w:lang w:val="hr-HR"/>
+              </w:rPr>
+              <w:t>id_autor</w:t>
+            </w:r>
+            <w:proofErr w:type="spellEnd"/>
+            <w:r>
+              <w:rPr>
+                <w:rFonts w:ascii="Consolas" w:eastAsia="Times New Roman" w:hAnsi="Consolas" w:cs="Times New Roman"/>
+                <w:color w:val="E1E1E6"/>
+                <w:sz w:val="21"/>
+                <w:szCs w:val="21"/>
+                <w:lang w:val="hr-HR"/>
+              </w:rPr>
+              <w:t xml:space="preserve"> </w:t>
+            </w:r>
+            <w:r>
+              <w:rPr>
+                <w:rFonts w:ascii="Consolas" w:eastAsia="Times New Roman" w:hAnsi="Consolas" w:cs="Times New Roman"/>
+                <w:color w:val="FF79C6"/>
+                <w:sz w:val="21"/>
+                <w:szCs w:val="21"/>
+                <w:lang w:val="hr-HR"/>
+              </w:rPr>
+              <w:t>=</w:t>
+            </w:r>
+            <w:r>
+              <w:rPr>
+                <w:rFonts w:ascii="Consolas" w:eastAsia="Times New Roman" w:hAnsi="Consolas" w:cs="Times New Roman"/>
+                <w:color w:val="E1E1E6"/>
+                <w:sz w:val="21"/>
+                <w:szCs w:val="21"/>
+                <w:lang w:val="hr-HR"/>
+              </w:rPr>
+              <w:t xml:space="preserve"> </w:t>
+            </w:r>
+            <w:proofErr w:type="spellStart"/>
+            <w:r>
+              <w:rPr>
+                <w:rFonts w:ascii="Consolas" w:eastAsia="Times New Roman" w:hAnsi="Consolas" w:cs="Times New Roman"/>
+                <w:color w:val="78D1E1"/>
+                <w:sz w:val="21"/>
+                <w:szCs w:val="21"/>
+                <w:lang w:val="hr-HR"/>
+              </w:rPr>
+              <w:t>ka</w:t>
+            </w:r>
+            <w:r>
+              <w:rPr>
+                <w:rFonts w:ascii="Consolas" w:eastAsia="Times New Roman" w:hAnsi="Consolas" w:cs="Times New Roman"/>
+                <w:color w:val="E1E1E6"/>
+                <w:sz w:val="21"/>
+                <w:szCs w:val="21"/>
+                <w:lang w:val="hr-HR"/>
+              </w:rPr>
+              <w:t>.</w:t>
+            </w:r>
+            <w:r>
+              <w:rPr>
+                <w:rFonts w:ascii="Consolas" w:eastAsia="Times New Roman" w:hAnsi="Consolas" w:cs="Times New Roman"/>
+                <w:color w:val="78D1E1"/>
+                <w:sz w:val="21"/>
+                <w:szCs w:val="21"/>
+                <w:lang w:val="hr-HR"/>
+              </w:rPr>
+              <w:t>id_autor</w:t>
+            </w:r>
+            <w:proofErr w:type="spellEnd"/>
+          </w:p>
+          <w:p>
+            <w:pPr>
+              <w:shd w:val="clear" w:color="auto" w:fill="191622"/>
+              <w:spacing w:after="0" w:line="285" w:lineRule="atLeast"/>
+              <w:rPr>
+                <w:rFonts w:ascii="Consolas" w:eastAsia="Times New Roman" w:hAnsi="Consolas" w:cs="Times New Roman"/>
+                <w:color w:val="E1E1E6"/>
+                <w:sz w:val="21"/>
+                <w:szCs w:val="21"/>
+                <w:lang w:val="hr-HR"/>
+              </w:rPr>
+            </w:pPr>
+            <w:r>
+              <w:rPr>
+                <w:rFonts w:ascii="Consolas" w:eastAsia="Times New Roman" w:hAnsi="Consolas" w:cs="Times New Roman"/>
+                <w:color w:val="FF79C6"/>
+                <w:sz w:val="21"/>
+                <w:szCs w:val="21"/>
+                <w:lang w:val="hr-HR"/>
+              </w:rPr>
+              <w:t>JOIN</w:t>
+            </w:r>
+            <w:r>
+              <w:rPr>
+                <w:rFonts w:ascii="Consolas" w:eastAsia="Times New Roman" w:hAnsi="Consolas" w:cs="Times New Roman"/>
+                <w:color w:val="E1E1E6"/>
+                <w:sz w:val="21"/>
+                <w:szCs w:val="21"/>
+                <w:lang w:val="hr-HR"/>
+              </w:rPr>
+              <w:t xml:space="preserve"> knjiga k </w:t>
+            </w:r>
+            <w:r>
+              <w:rPr>
+                <w:rFonts w:ascii="Consolas" w:eastAsia="Times New Roman" w:hAnsi="Consolas" w:cs="Times New Roman"/>
+                <w:color w:val="FF79C6"/>
+                <w:sz w:val="21"/>
+                <w:szCs w:val="21"/>
+                <w:lang w:val="hr-HR"/>
+              </w:rPr>
+              <w:t>ON</w:t>
+            </w:r>
+            <w:r>
+              <w:rPr>
+                <w:rFonts w:ascii="Consolas" w:eastAsia="Times New Roman" w:hAnsi="Consolas" w:cs="Times New Roman"/>
+                <w:color w:val="E1E1E6"/>
+                <w:sz w:val="21"/>
+                <w:szCs w:val="21"/>
+                <w:lang w:val="hr-HR"/>
+              </w:rPr>
+              <w:t xml:space="preserve"> </w:t>
+            </w:r>
+            <w:proofErr w:type="spellStart"/>
+            <w:r>
+              <w:rPr>
+                <w:rFonts w:ascii="Consolas" w:eastAsia="Times New Roman" w:hAnsi="Consolas" w:cs="Times New Roman"/>
+                <w:color w:val="78D1E1"/>
+                <w:sz w:val="21"/>
+                <w:szCs w:val="21"/>
+                <w:lang w:val="hr-HR"/>
+              </w:rPr>
+              <w:t>ka</w:t>
+            </w:r>
+            <w:r>
+              <w:rPr>
+                <w:rFonts w:ascii="Consolas" w:eastAsia="Times New Roman" w:hAnsi="Consolas" w:cs="Times New Roman"/>
+                <w:color w:val="E1E1E6"/>
+                <w:sz w:val="21"/>
+                <w:szCs w:val="21"/>
+                <w:lang w:val="hr-HR"/>
+              </w:rPr>
+              <w:t>.</w:t>
+            </w:r>
+            <w:r>
+              <w:rPr>
+                <w:rFonts w:ascii="Consolas" w:eastAsia="Times New Roman" w:hAnsi="Consolas" w:cs="Times New Roman"/>
+                <w:color w:val="78D1E1"/>
+                <w:sz w:val="21"/>
+                <w:szCs w:val="21"/>
+                <w:lang w:val="hr-HR"/>
+              </w:rPr>
+              <w:t>id_knjiga</w:t>
+            </w:r>
+            <w:proofErr w:type="spellEnd"/>
+            <w:r>
+              <w:rPr>
+                <w:rFonts w:ascii="Consolas" w:eastAsia="Times New Roman" w:hAnsi="Consolas" w:cs="Times New Roman"/>
+                <w:color w:val="E1E1E6"/>
+                <w:sz w:val="21"/>
+                <w:szCs w:val="21"/>
+                <w:lang w:val="hr-HR"/>
+              </w:rPr>
+              <w:t xml:space="preserve"> </w:t>
+            </w:r>
+            <w:r>
+              <w:rPr>
+                <w:rFonts w:ascii="Consolas" w:eastAsia="Times New Roman" w:hAnsi="Consolas" w:cs="Times New Roman"/>
+                <w:color w:val="FF79C6"/>
+                <w:sz w:val="21"/>
+                <w:szCs w:val="21"/>
+                <w:lang w:val="hr-HR"/>
+              </w:rPr>
+              <w:t>=</w:t>
+            </w:r>
+            <w:r>
+              <w:rPr>
+                <w:rFonts w:ascii="Consolas" w:eastAsia="Times New Roman" w:hAnsi="Consolas" w:cs="Times New Roman"/>
+                <w:color w:val="E1E1E6"/>
+                <w:sz w:val="21"/>
+                <w:szCs w:val="21"/>
+                <w:lang w:val="hr-HR"/>
+              </w:rPr>
+              <w:t xml:space="preserve"> </w:t>
+            </w:r>
+            <w:proofErr w:type="spellStart"/>
+            <w:r>
+              <w:rPr>
+                <w:rFonts w:ascii="Consolas" w:eastAsia="Times New Roman" w:hAnsi="Consolas" w:cs="Times New Roman"/>
+                <w:color w:val="78D1E1"/>
+                <w:sz w:val="21"/>
+                <w:szCs w:val="21"/>
+                <w:lang w:val="hr-HR"/>
+              </w:rPr>
+              <w:t>k</w:t>
+            </w:r>
+            <w:r>
+              <w:rPr>
+                <w:rFonts w:ascii="Consolas" w:eastAsia="Times New Roman" w:hAnsi="Consolas" w:cs="Times New Roman"/>
+                <w:color w:val="E1E1E6"/>
+                <w:sz w:val="21"/>
+                <w:szCs w:val="21"/>
+                <w:lang w:val="hr-HR"/>
+              </w:rPr>
+              <w:t>.</w:t>
+            </w:r>
+            <w:r>
+              <w:rPr>
+                <w:rFonts w:ascii="Consolas" w:eastAsia="Times New Roman" w:hAnsi="Consolas" w:cs="Times New Roman"/>
+                <w:color w:val="78D1E1"/>
+                <w:sz w:val="21"/>
+                <w:szCs w:val="21"/>
+                <w:lang w:val="hr-HR"/>
+              </w:rPr>
+              <w:t>id_knjiga</w:t>
+            </w:r>
+            <w:proofErr w:type="spellEnd"/>
+          </w:p>
+          <w:p>
+            <w:pPr>
+              <w:shd w:val="clear" w:color="auto" w:fill="191622"/>
+              <w:spacing w:after="0" w:line="285" w:lineRule="atLeast"/>
+              <w:rPr>
+                <w:rFonts w:ascii="Consolas" w:eastAsia="Times New Roman" w:hAnsi="Consolas" w:cs="Times New Roman"/>
+                <w:color w:val="E1E1E6"/>
+                <w:sz w:val="21"/>
+                <w:szCs w:val="21"/>
+                <w:lang w:val="hr-HR"/>
+              </w:rPr>
+            </w:pPr>
+            <w:r>
+              <w:rPr>
+                <w:rFonts w:ascii="Consolas" w:eastAsia="Times New Roman" w:hAnsi="Consolas" w:cs="Times New Roman"/>
+                <w:color w:val="FF79C6"/>
+                <w:sz w:val="21"/>
+                <w:szCs w:val="21"/>
+                <w:lang w:val="hr-HR"/>
+              </w:rPr>
+              <w:t>JOIN</w:t>
+            </w:r>
+            <w:r>
+              <w:rPr>
+                <w:rFonts w:ascii="Consolas" w:eastAsia="Times New Roman" w:hAnsi="Consolas" w:cs="Times New Roman"/>
+                <w:color w:val="E1E1E6"/>
+                <w:sz w:val="21"/>
+                <w:szCs w:val="21"/>
+                <w:lang w:val="hr-HR"/>
+              </w:rPr>
+              <w:t xml:space="preserve"> </w:t>
+            </w:r>
+            <w:proofErr w:type="spellStart"/>
+            <w:r>
+              <w:rPr>
+                <w:rFonts w:ascii="Consolas" w:eastAsia="Times New Roman" w:hAnsi="Consolas" w:cs="Times New Roman"/>
+                <w:color w:val="E1E1E6"/>
+                <w:sz w:val="21"/>
+                <w:szCs w:val="21"/>
+                <w:lang w:val="hr-HR"/>
+              </w:rPr>
+              <w:t>izdavac</w:t>
+            </w:r>
+            <w:proofErr w:type="spellEnd"/>
+            <w:r>
+              <w:rPr>
+                <w:rFonts w:ascii="Consolas" w:eastAsia="Times New Roman" w:hAnsi="Consolas" w:cs="Times New Roman"/>
+                <w:color w:val="E1E1E6"/>
+                <w:sz w:val="21"/>
+                <w:szCs w:val="21"/>
+                <w:lang w:val="hr-HR"/>
+              </w:rPr>
+              <w:t xml:space="preserve"> i </w:t>
+            </w:r>
+            <w:r>
+              <w:rPr>
+                <w:rFonts w:ascii="Consolas" w:eastAsia="Times New Roman" w:hAnsi="Consolas" w:cs="Times New Roman"/>
+                <w:color w:val="FF79C6"/>
+                <w:sz w:val="21"/>
+                <w:szCs w:val="21"/>
+                <w:lang w:val="hr-HR"/>
+              </w:rPr>
+              <w:t>ON</w:t>
+            </w:r>
+            <w:r>
+              <w:rPr>
+                <w:rFonts w:ascii="Consolas" w:eastAsia="Times New Roman" w:hAnsi="Consolas" w:cs="Times New Roman"/>
+                <w:color w:val="E1E1E6"/>
+                <w:sz w:val="21"/>
+                <w:szCs w:val="21"/>
+                <w:lang w:val="hr-HR"/>
+              </w:rPr>
+              <w:t xml:space="preserve"> </w:t>
+            </w:r>
+            <w:proofErr w:type="spellStart"/>
+            <w:r>
+              <w:rPr>
+                <w:rFonts w:ascii="Consolas" w:eastAsia="Times New Roman" w:hAnsi="Consolas" w:cs="Times New Roman"/>
+                <w:color w:val="78D1E1"/>
+                <w:sz w:val="21"/>
+                <w:szCs w:val="21"/>
+                <w:lang w:val="hr-HR"/>
+              </w:rPr>
+              <w:t>k</w:t>
+            </w:r>
+            <w:r>
+              <w:rPr>
+                <w:rFonts w:ascii="Consolas" w:eastAsia="Times New Roman" w:hAnsi="Consolas" w:cs="Times New Roman"/>
+                <w:color w:val="E1E1E6"/>
+                <w:sz w:val="21"/>
+                <w:szCs w:val="21"/>
+                <w:lang w:val="hr-HR"/>
+              </w:rPr>
+              <w:t>.</w:t>
+            </w:r>
+            <w:r>
+              <w:rPr>
+                <w:rFonts w:ascii="Consolas" w:eastAsia="Times New Roman" w:hAnsi="Consolas" w:cs="Times New Roman"/>
+                <w:color w:val="78D1E1"/>
+                <w:sz w:val="21"/>
+                <w:szCs w:val="21"/>
+                <w:lang w:val="hr-HR"/>
+              </w:rPr>
+              <w:t>id_izdavac</w:t>
+            </w:r>
+            <w:proofErr w:type="spellEnd"/>
+            <w:r>
+              <w:rPr>
+                <w:rFonts w:ascii="Consolas" w:eastAsia="Times New Roman" w:hAnsi="Consolas" w:cs="Times New Roman"/>
+                <w:color w:val="E1E1E6"/>
+                <w:sz w:val="21"/>
+                <w:szCs w:val="21"/>
+                <w:lang w:val="hr-HR"/>
+              </w:rPr>
+              <w:t xml:space="preserve"> </w:t>
+            </w:r>
+            <w:r>
+              <w:rPr>
+                <w:rFonts w:ascii="Consolas" w:eastAsia="Times New Roman" w:hAnsi="Consolas" w:cs="Times New Roman"/>
+                <w:color w:val="FF79C6"/>
+                <w:sz w:val="21"/>
+                <w:szCs w:val="21"/>
+                <w:lang w:val="hr-HR"/>
+              </w:rPr>
+              <w:t>=</w:t>
+            </w:r>
+            <w:r>
+              <w:rPr>
+                <w:rFonts w:ascii="Consolas" w:eastAsia="Times New Roman" w:hAnsi="Consolas" w:cs="Times New Roman"/>
+                <w:color w:val="E1E1E6"/>
+                <w:sz w:val="21"/>
+                <w:szCs w:val="21"/>
+                <w:lang w:val="hr-HR"/>
+              </w:rPr>
+              <w:t xml:space="preserve"> </w:t>
+            </w:r>
+            <w:proofErr w:type="spellStart"/>
+            <w:r>
+              <w:rPr>
+                <w:rFonts w:ascii="Consolas" w:eastAsia="Times New Roman" w:hAnsi="Consolas" w:cs="Times New Roman"/>
+                <w:color w:val="78D1E1"/>
+                <w:sz w:val="21"/>
+                <w:szCs w:val="21"/>
+                <w:lang w:val="hr-HR"/>
+              </w:rPr>
+              <w:t>i</w:t>
+            </w:r>
+            <w:r>
+              <w:rPr>
+                <w:rFonts w:ascii="Consolas" w:eastAsia="Times New Roman" w:hAnsi="Consolas" w:cs="Times New Roman"/>
+                <w:color w:val="E1E1E6"/>
+                <w:sz w:val="21"/>
+                <w:szCs w:val="21"/>
+                <w:lang w:val="hr-HR"/>
+              </w:rPr>
+              <w:t>.</w:t>
+            </w:r>
+            <w:r>
+              <w:rPr>
+                <w:rFonts w:ascii="Consolas" w:eastAsia="Times New Roman" w:hAnsi="Consolas" w:cs="Times New Roman"/>
+                <w:color w:val="78D1E1"/>
+                <w:sz w:val="21"/>
+                <w:szCs w:val="21"/>
+                <w:lang w:val="hr-HR"/>
+              </w:rPr>
+              <w:t>id_izdavac</w:t>
+            </w:r>
+            <w:proofErr w:type="spellEnd"/>
+          </w:p>
+          <w:p>
+            <w:pPr>
+              <w:shd w:val="clear" w:color="auto" w:fill="191622"/>
+              <w:spacing w:after="0" w:line="285" w:lineRule="atLeast"/>
+              <w:rPr>
+                <w:rFonts w:ascii="Consolas" w:eastAsia="Times New Roman" w:hAnsi="Consolas" w:cs="Times New Roman"/>
+                <w:color w:val="E1E1E6"/>
+                <w:sz w:val="21"/>
+                <w:szCs w:val="21"/>
+                <w:lang w:val="hr-HR"/>
+              </w:rPr>
+            </w:pPr>
+            <w:r>
+              <w:rPr>
+                <w:rFonts w:ascii="Consolas" w:eastAsia="Times New Roman" w:hAnsi="Consolas" w:cs="Times New Roman"/>
+                <w:color w:val="FF79C6"/>
+                <w:sz w:val="21"/>
+                <w:szCs w:val="21"/>
+                <w:lang w:val="hr-HR"/>
+              </w:rPr>
+              <w:t>WHERE</w:t>
+            </w:r>
+            <w:r>
+              <w:rPr>
+                <w:rFonts w:ascii="Consolas" w:eastAsia="Times New Roman" w:hAnsi="Consolas" w:cs="Times New Roman"/>
+                <w:color w:val="E1E1E6"/>
+                <w:sz w:val="21"/>
+                <w:szCs w:val="21"/>
+                <w:lang w:val="hr-HR"/>
+              </w:rPr>
+              <w:t xml:space="preserve"> </w:t>
+            </w:r>
+            <w:proofErr w:type="spellStart"/>
+            <w:r>
+              <w:rPr>
+                <w:rFonts w:ascii="Consolas" w:eastAsia="Times New Roman" w:hAnsi="Consolas" w:cs="Times New Roman"/>
+                <w:color w:val="78D1E1"/>
+                <w:sz w:val="21"/>
+                <w:szCs w:val="21"/>
+                <w:lang w:val="hr-HR"/>
+              </w:rPr>
+              <w:t>a</w:t>
+            </w:r>
+            <w:r>
+              <w:rPr>
+                <w:rFonts w:ascii="Consolas" w:eastAsia="Times New Roman" w:hAnsi="Consolas" w:cs="Times New Roman"/>
+                <w:color w:val="E1E1E6"/>
+                <w:sz w:val="21"/>
+                <w:szCs w:val="21"/>
+                <w:lang w:val="hr-HR"/>
+              </w:rPr>
+              <w:t>.</w:t>
+            </w:r>
+            <w:r>
+              <w:rPr>
+                <w:rFonts w:ascii="Consolas" w:eastAsia="Times New Roman" w:hAnsi="Consolas" w:cs="Times New Roman"/>
+                <w:color w:val="78D1E1"/>
+                <w:sz w:val="21"/>
+                <w:szCs w:val="21"/>
+                <w:lang w:val="hr-HR"/>
+              </w:rPr>
+              <w:t>prezime</w:t>
+            </w:r>
+            <w:proofErr w:type="spellEnd"/>
+            <w:r>
+              <w:rPr>
+                <w:rFonts w:ascii="Consolas" w:eastAsia="Times New Roman" w:hAnsi="Consolas" w:cs="Times New Roman"/>
+                <w:color w:val="E1E1E6"/>
+                <w:sz w:val="21"/>
+                <w:szCs w:val="21"/>
+                <w:lang w:val="hr-HR"/>
+              </w:rPr>
+              <w:t xml:space="preserve"> </w:t>
+            </w:r>
+            <w:r>
+              <w:rPr>
+                <w:rFonts w:ascii="Consolas" w:eastAsia="Times New Roman" w:hAnsi="Consolas" w:cs="Times New Roman"/>
+                <w:color w:val="FF79C6"/>
+                <w:sz w:val="21"/>
+                <w:szCs w:val="21"/>
+                <w:lang w:val="hr-HR"/>
+              </w:rPr>
+              <w:t>=</w:t>
+            </w:r>
+            <w:r>
+              <w:rPr>
+                <w:rFonts w:ascii="Consolas" w:eastAsia="Times New Roman" w:hAnsi="Consolas" w:cs="Times New Roman"/>
+                <w:color w:val="E1E1E6"/>
+                <w:sz w:val="21"/>
+                <w:szCs w:val="21"/>
+                <w:lang w:val="hr-HR"/>
+              </w:rPr>
+              <w:t xml:space="preserve"> </w:t>
+            </w:r>
+            <w:r>
+              <w:rPr>
+                <w:rFonts w:ascii="Consolas" w:eastAsia="Times New Roman" w:hAnsi="Consolas" w:cs="Times New Roman"/>
+                <w:color w:val="E7DE79"/>
+                <w:sz w:val="21"/>
+                <w:szCs w:val="21"/>
+                <w:lang w:val="hr-HR"/>
+              </w:rPr>
+              <w:t>'Orwell'</w:t>
+            </w:r>
+          </w:p>
+          <w:p>
+            <w:pPr>
+              <w:shd w:val="clear" w:color="auto" w:fill="191622"/>
+              <w:spacing w:after="0" w:line="285" w:lineRule="atLeast"/>
+              <w:rPr>
+                <w:rFonts w:ascii="Consolas" w:eastAsia="Times New Roman" w:hAnsi="Consolas" w:cs="Times New Roman"/>
+                <w:color w:val="E1E1E6"/>
+                <w:sz w:val="21"/>
+                <w:szCs w:val="21"/>
+                <w:lang w:val="hr-HR"/>
+              </w:rPr>
+            </w:pPr>
+            <w:r>
+              <w:rPr>
+                <w:rFonts w:ascii="Consolas" w:eastAsia="Times New Roman" w:hAnsi="Consolas" w:cs="Times New Roman"/>
+                <w:color w:val="FF79C6"/>
+                <w:sz w:val="21"/>
+                <w:szCs w:val="21"/>
+                <w:lang w:val="hr-HR"/>
+              </w:rPr>
+              <w:t>ORDER BY</w:t>
+            </w:r>
+            <w:r>
+              <w:rPr>
+                <w:rFonts w:ascii="Consolas" w:eastAsia="Times New Roman" w:hAnsi="Consolas" w:cs="Times New Roman"/>
+                <w:color w:val="E1E1E6"/>
+                <w:sz w:val="21"/>
+                <w:szCs w:val="21"/>
+                <w:lang w:val="hr-HR"/>
+              </w:rPr>
+              <w:t xml:space="preserve"> </w:t>
+            </w:r>
+            <w:proofErr w:type="spellStart"/>
+            <w:r>
+              <w:rPr>
+                <w:rFonts w:ascii="Consolas" w:eastAsia="Times New Roman" w:hAnsi="Consolas" w:cs="Times New Roman"/>
+                <w:color w:val="78D1E1"/>
+                <w:sz w:val="21"/>
+                <w:szCs w:val="21"/>
+                <w:lang w:val="hr-HR"/>
+              </w:rPr>
+              <w:t>k</w:t>
+            </w:r>
+            <w:r>
+              <w:rPr>
+                <w:rFonts w:ascii="Consolas" w:eastAsia="Times New Roman" w:hAnsi="Consolas" w:cs="Times New Roman"/>
+                <w:color w:val="E1E1E6"/>
+                <w:sz w:val="21"/>
+                <w:szCs w:val="21"/>
+                <w:lang w:val="hr-HR"/>
+              </w:rPr>
+              <w:t>.</w:t>
+            </w:r>
+            <w:r>
+              <w:rPr>
+                <w:rFonts w:ascii="Consolas" w:eastAsia="Times New Roman" w:hAnsi="Consolas" w:cs="Times New Roman"/>
+                <w:color w:val="78D1E1"/>
+                <w:sz w:val="21"/>
+                <w:szCs w:val="21"/>
+                <w:lang w:val="hr-HR"/>
+              </w:rPr>
+              <w:t>godina_izdanja</w:t>
+            </w:r>
+            <w:proofErr w:type="spellEnd"/>
+            <w:r>
+              <w:rPr>
+                <w:rFonts w:ascii="Consolas" w:eastAsia="Times New Roman" w:hAnsi="Consolas" w:cs="Times New Roman"/>
+                <w:color w:val="E1E1E6"/>
+                <w:sz w:val="21"/>
+                <w:szCs w:val="21"/>
+                <w:lang w:val="hr-HR"/>
+              </w:rPr>
+              <w:t xml:space="preserve"> </w:t>
+            </w:r>
+            <w:r>
+              <w:rPr>
+                <w:rFonts w:ascii="Consolas" w:eastAsia="Times New Roman" w:hAnsi="Consolas" w:cs="Times New Roman"/>
+                <w:color w:val="FF79C6"/>
+                <w:sz w:val="21"/>
+                <w:szCs w:val="21"/>
+                <w:lang w:val="hr-HR"/>
+              </w:rPr>
+              <w:t>DESC</w:t>
+            </w:r>
+            <w:r>
+              <w:rPr>
+                <w:rFonts w:ascii="Consolas" w:eastAsia="Times New Roman" w:hAnsi="Consolas" w:cs="Times New Roman"/>
+                <w:color w:val="E1E1E6"/>
+                <w:sz w:val="21"/>
+                <w:szCs w:val="21"/>
+                <w:lang w:val="hr-HR"/>
+              </w:rPr>
+              <w:t>;</w:t>
+            </w:r>
+          </w:p>
+        </w:tc>
+      </w:tr>
+    </w:tbl>
+    <w:p>
+      <w:pPr>
+        <w:pStyle w:val="Naslov3"/>
+      </w:pPr>
+      <w:bookmarkStart w:id="16" w:name="_Toc230894265"/>
+      <w:r>
+        <w:lastRenderedPageBreak/>
+        <w:t>9.1.</w:t>
+      </w:r>
+      <w:r>
+        <w:t>5</w:t>
+      </w:r>
+      <w:r>
+        <w:t xml:space="preserve"> Upit </w:t>
+      </w:r>
+      <w:r>
+        <w:t>2</w:t>
+      </w:r>
+      <w:r>
+        <w:t xml:space="preserve">: </w:t>
+      </w:r>
+      <w:r>
+        <w:t>Prikazuje autore koji imaju dvije ili više knjiga u katalogu.</w:t>
+      </w:r>
+      <w:bookmarkEnd w:id="16"/>
+    </w:p>
+    <w:p>
+      <w:pPr>
+        <w:rPr>
+          <w:rFonts w:ascii="Times New Roman" w:eastAsia="Times New Roman" w:hAnsi="Times New Roman" w:cs="Times New Roman"/>
+          <w:color w:val="000000"/>
+          <w:sz w:val="24"/>
+          <w:szCs w:val="24"/>
+        </w:rPr>
+      </w:pPr>
+      <w:r>
+        <w:rPr>
+          <w:rFonts w:ascii="Times New Roman" w:eastAsia="Times New Roman" w:hAnsi="Times New Roman" w:cs="Times New Roman"/>
+          <w:color w:val="000000"/>
+          <w:sz w:val="24"/>
+          <w:szCs w:val="24"/>
+        </w:rPr>
+        <w:t>Korištenjem klauzule HAVING pronalazimo autore koji u katalogu imaju najmanje dvije knjige.</w:t>
+      </w:r>
+    </w:p>
+    <w:tbl>
+      <w:tblPr>
+        <w:tblStyle w:val="TableNormal"/>
+        <w:tblW w:w="0" w:type="auto"/>
+        <w:tblInd w:w="5" w:type="dxa"/>
+        <w:tblLook w:val="04A0" w:firstRow="1" w:lastRow="0" w:firstColumn="1" w:lastColumn="0" w:noHBand="0" w:noVBand="1"/>
+      </w:tblPr>
+      <w:tblGrid>
+        <w:gridCol w:w="8494"/>
+      </w:tblGrid>
+      <w:tr>
+        <w:tc>
+          <w:tcPr>
+            <w:tcW w:w="8494" w:type="dxa"/>
+          </w:tcPr>
+          <w:p>
+            <w:pPr>
+              <w:shd w:val="clear" w:color="auto" w:fill="191622"/>
+              <w:spacing w:after="0" w:line="285" w:lineRule="atLeast"/>
+              <w:rPr>
+                <w:rFonts w:ascii="Consolas" w:eastAsia="Times New Roman" w:hAnsi="Consolas" w:cs="Times New Roman"/>
+                <w:color w:val="E1E1E6"/>
+                <w:sz w:val="21"/>
+                <w:szCs w:val="21"/>
+                <w:lang w:val="hr-HR"/>
+              </w:rPr>
+            </w:pPr>
+            <w:r>
+              <w:rPr>
+                <w:rFonts w:ascii="Consolas" w:eastAsia="Times New Roman" w:hAnsi="Consolas" w:cs="Times New Roman"/>
+                <w:color w:val="FF79C6"/>
+                <w:sz w:val="21"/>
+                <w:szCs w:val="21"/>
+                <w:lang w:val="hr-HR"/>
+              </w:rPr>
+              <w:t>SELECT</w:t>
+            </w:r>
+          </w:p>
+          <w:p>
+            <w:pPr>
+              <w:shd w:val="clear" w:color="auto" w:fill="191622"/>
+              <w:spacing w:after="0" w:line="285" w:lineRule="atLeast"/>
+              <w:rPr>
+                <w:rFonts w:ascii="Consolas" w:eastAsia="Times New Roman" w:hAnsi="Consolas" w:cs="Times New Roman"/>
+                <w:color w:val="E1E1E6"/>
+                <w:sz w:val="21"/>
+                <w:szCs w:val="21"/>
+                <w:lang w:val="hr-HR"/>
+              </w:rPr>
+            </w:pPr>
+            <w:r>
+              <w:rPr>
+                <w:rFonts w:ascii="Consolas" w:eastAsia="Times New Roman" w:hAnsi="Consolas" w:cs="Times New Roman"/>
+                <w:color w:val="E1E1E6"/>
+                <w:sz w:val="21"/>
+                <w:szCs w:val="21"/>
+                <w:lang w:val="hr-HR"/>
+              </w:rPr>
+              <w:t xml:space="preserve">    </w:t>
+            </w:r>
+            <w:r>
+              <w:rPr>
+                <w:rFonts w:ascii="Consolas" w:eastAsia="Times New Roman" w:hAnsi="Consolas" w:cs="Times New Roman"/>
+                <w:color w:val="988BC7"/>
+                <w:sz w:val="21"/>
+                <w:szCs w:val="21"/>
+                <w:lang w:val="hr-HR"/>
+              </w:rPr>
+              <w:t>CONCAT</w:t>
+            </w:r>
+            <w:r>
+              <w:rPr>
+                <w:rFonts w:ascii="Consolas" w:eastAsia="Times New Roman" w:hAnsi="Consolas" w:cs="Times New Roman"/>
+                <w:color w:val="E1E1E6"/>
+                <w:sz w:val="21"/>
+                <w:szCs w:val="21"/>
+                <w:lang w:val="hr-HR"/>
+              </w:rPr>
+              <w:t>(</w:t>
+            </w:r>
+            <w:proofErr w:type="spellStart"/>
+            <w:r>
+              <w:rPr>
+                <w:rFonts w:ascii="Consolas" w:eastAsia="Times New Roman" w:hAnsi="Consolas" w:cs="Times New Roman"/>
+                <w:color w:val="78D1E1"/>
+                <w:sz w:val="21"/>
+                <w:szCs w:val="21"/>
+                <w:lang w:val="hr-HR"/>
+              </w:rPr>
+              <w:t>a</w:t>
+            </w:r>
+            <w:r>
+              <w:rPr>
+                <w:rFonts w:ascii="Consolas" w:eastAsia="Times New Roman" w:hAnsi="Consolas" w:cs="Times New Roman"/>
+                <w:color w:val="E1E1E6"/>
+                <w:sz w:val="21"/>
+                <w:szCs w:val="21"/>
+                <w:lang w:val="hr-HR"/>
+              </w:rPr>
+              <w:t>.</w:t>
+            </w:r>
+            <w:r>
+              <w:rPr>
+                <w:rFonts w:ascii="Consolas" w:eastAsia="Times New Roman" w:hAnsi="Consolas" w:cs="Times New Roman"/>
+                <w:color w:val="78D1E1"/>
+                <w:sz w:val="21"/>
+                <w:szCs w:val="21"/>
+                <w:lang w:val="hr-HR"/>
+              </w:rPr>
+              <w:t>ime</w:t>
+            </w:r>
+            <w:proofErr w:type="spellEnd"/>
+            <w:r>
+              <w:rPr>
+                <w:rFonts w:ascii="Consolas" w:eastAsia="Times New Roman" w:hAnsi="Consolas" w:cs="Times New Roman"/>
+                <w:color w:val="E1E1E6"/>
+                <w:sz w:val="21"/>
+                <w:szCs w:val="21"/>
+                <w:lang w:val="hr-HR"/>
+              </w:rPr>
+              <w:t xml:space="preserve">, </w:t>
+            </w:r>
+            <w:r>
+              <w:rPr>
+                <w:rFonts w:ascii="Consolas" w:eastAsia="Times New Roman" w:hAnsi="Consolas" w:cs="Times New Roman"/>
+                <w:color w:val="E7DE79"/>
+                <w:sz w:val="21"/>
+                <w:szCs w:val="21"/>
+                <w:lang w:val="hr-HR"/>
+              </w:rPr>
+              <w:t>' '</w:t>
+            </w:r>
+            <w:r>
+              <w:rPr>
+                <w:rFonts w:ascii="Consolas" w:eastAsia="Times New Roman" w:hAnsi="Consolas" w:cs="Times New Roman"/>
+                <w:color w:val="E1E1E6"/>
+                <w:sz w:val="21"/>
+                <w:szCs w:val="21"/>
+                <w:lang w:val="hr-HR"/>
+              </w:rPr>
+              <w:t xml:space="preserve">, </w:t>
+            </w:r>
+            <w:proofErr w:type="spellStart"/>
+            <w:r>
+              <w:rPr>
+                <w:rFonts w:ascii="Consolas" w:eastAsia="Times New Roman" w:hAnsi="Consolas" w:cs="Times New Roman"/>
+                <w:color w:val="78D1E1"/>
+                <w:sz w:val="21"/>
+                <w:szCs w:val="21"/>
+                <w:lang w:val="hr-HR"/>
+              </w:rPr>
+              <w:t>a</w:t>
+            </w:r>
+            <w:r>
+              <w:rPr>
+                <w:rFonts w:ascii="Consolas" w:eastAsia="Times New Roman" w:hAnsi="Consolas" w:cs="Times New Roman"/>
+                <w:color w:val="E1E1E6"/>
+                <w:sz w:val="21"/>
+                <w:szCs w:val="21"/>
+                <w:lang w:val="hr-HR"/>
+              </w:rPr>
+              <w:t>.</w:t>
+            </w:r>
+            <w:r>
+              <w:rPr>
+                <w:rFonts w:ascii="Consolas" w:eastAsia="Times New Roman" w:hAnsi="Consolas" w:cs="Times New Roman"/>
+                <w:color w:val="78D1E1"/>
+                <w:sz w:val="21"/>
+                <w:szCs w:val="21"/>
+                <w:lang w:val="hr-HR"/>
+              </w:rPr>
+              <w:t>prezime</w:t>
+            </w:r>
+            <w:proofErr w:type="spellEnd"/>
+            <w:r>
+              <w:rPr>
+                <w:rFonts w:ascii="Consolas" w:eastAsia="Times New Roman" w:hAnsi="Consolas" w:cs="Times New Roman"/>
+                <w:color w:val="E1E1E6"/>
+                <w:sz w:val="21"/>
+                <w:szCs w:val="21"/>
+                <w:lang w:val="hr-HR"/>
+              </w:rPr>
+              <w:t xml:space="preserve">) </w:t>
+            </w:r>
+            <w:r>
+              <w:rPr>
+                <w:rFonts w:ascii="Consolas" w:eastAsia="Times New Roman" w:hAnsi="Consolas" w:cs="Times New Roman"/>
+                <w:color w:val="FF79C6"/>
+                <w:sz w:val="21"/>
+                <w:szCs w:val="21"/>
+                <w:lang w:val="hr-HR"/>
+              </w:rPr>
+              <w:t>AS</w:t>
+            </w:r>
+            <w:r>
+              <w:rPr>
+                <w:rFonts w:ascii="Consolas" w:eastAsia="Times New Roman" w:hAnsi="Consolas" w:cs="Times New Roman"/>
+                <w:color w:val="E1E1E6"/>
+                <w:sz w:val="21"/>
+                <w:szCs w:val="21"/>
+                <w:lang w:val="hr-HR"/>
+              </w:rPr>
+              <w:t xml:space="preserve"> autor,</w:t>
+            </w:r>
+          </w:p>
+          <w:p>
+            <w:pPr>
+              <w:shd w:val="clear" w:color="auto" w:fill="191622"/>
+              <w:spacing w:after="0" w:line="285" w:lineRule="atLeast"/>
+              <w:rPr>
+                <w:rFonts w:ascii="Consolas" w:eastAsia="Times New Roman" w:hAnsi="Consolas" w:cs="Times New Roman"/>
+                <w:color w:val="E1E1E6"/>
+                <w:sz w:val="21"/>
+                <w:szCs w:val="21"/>
+                <w:lang w:val="hr-HR"/>
+              </w:rPr>
+            </w:pPr>
+            <w:r>
+              <w:rPr>
+                <w:rFonts w:ascii="Consolas" w:eastAsia="Times New Roman" w:hAnsi="Consolas" w:cs="Times New Roman"/>
+                <w:color w:val="E1E1E6"/>
+                <w:sz w:val="21"/>
+                <w:szCs w:val="21"/>
+                <w:lang w:val="hr-HR"/>
+              </w:rPr>
+              <w:t xml:space="preserve">    </w:t>
+            </w:r>
+            <w:proofErr w:type="spellStart"/>
+            <w:r>
+              <w:rPr>
+                <w:rFonts w:ascii="Consolas" w:eastAsia="Times New Roman" w:hAnsi="Consolas" w:cs="Times New Roman"/>
+                <w:color w:val="78D1E1"/>
+                <w:sz w:val="21"/>
+                <w:szCs w:val="21"/>
+                <w:lang w:val="hr-HR"/>
+              </w:rPr>
+              <w:t>a</w:t>
+            </w:r>
+            <w:r>
+              <w:rPr>
+                <w:rFonts w:ascii="Consolas" w:eastAsia="Times New Roman" w:hAnsi="Consolas" w:cs="Times New Roman"/>
+                <w:color w:val="E1E1E6"/>
+                <w:sz w:val="21"/>
+                <w:szCs w:val="21"/>
+                <w:lang w:val="hr-HR"/>
+              </w:rPr>
+              <w:t>.</w:t>
+            </w:r>
+            <w:r>
+              <w:rPr>
+                <w:rFonts w:ascii="Consolas" w:eastAsia="Times New Roman" w:hAnsi="Consolas" w:cs="Times New Roman"/>
+                <w:color w:val="78D1E1"/>
+                <w:sz w:val="21"/>
+                <w:szCs w:val="21"/>
+                <w:lang w:val="hr-HR"/>
+              </w:rPr>
+              <w:t>drzava</w:t>
+            </w:r>
+            <w:proofErr w:type="spellEnd"/>
+            <w:r>
+              <w:rPr>
+                <w:rFonts w:ascii="Consolas" w:eastAsia="Times New Roman" w:hAnsi="Consolas" w:cs="Times New Roman"/>
+                <w:color w:val="E1E1E6"/>
+                <w:sz w:val="21"/>
+                <w:szCs w:val="21"/>
+                <w:lang w:val="hr-HR"/>
+              </w:rPr>
+              <w:t>,</w:t>
+            </w:r>
+          </w:p>
+          <w:p>
+            <w:pPr>
+              <w:shd w:val="clear" w:color="auto" w:fill="191622"/>
+              <w:spacing w:after="0" w:line="285" w:lineRule="atLeast"/>
+              <w:rPr>
+                <w:rFonts w:ascii="Consolas" w:eastAsia="Times New Roman" w:hAnsi="Consolas" w:cs="Times New Roman"/>
+                <w:color w:val="E1E1E6"/>
+                <w:sz w:val="21"/>
+                <w:szCs w:val="21"/>
+                <w:lang w:val="hr-HR"/>
+              </w:rPr>
+            </w:pPr>
+            <w:r>
+              <w:rPr>
+                <w:rFonts w:ascii="Consolas" w:eastAsia="Times New Roman" w:hAnsi="Consolas" w:cs="Times New Roman"/>
+                <w:color w:val="E1E1E6"/>
+                <w:sz w:val="21"/>
+                <w:szCs w:val="21"/>
+                <w:lang w:val="hr-HR"/>
+              </w:rPr>
+              <w:t xml:space="preserve">    </w:t>
+            </w:r>
+            <w:r>
+              <w:rPr>
+                <w:rFonts w:ascii="Consolas" w:eastAsia="Times New Roman" w:hAnsi="Consolas" w:cs="Times New Roman"/>
+                <w:color w:val="988BC7"/>
+                <w:sz w:val="21"/>
+                <w:szCs w:val="21"/>
+                <w:lang w:val="hr-HR"/>
+              </w:rPr>
+              <w:t>COUNT</w:t>
+            </w:r>
+            <w:r>
+              <w:rPr>
+                <w:rFonts w:ascii="Consolas" w:eastAsia="Times New Roman" w:hAnsi="Consolas" w:cs="Times New Roman"/>
+                <w:color w:val="E1E1E6"/>
+                <w:sz w:val="21"/>
+                <w:szCs w:val="21"/>
+                <w:lang w:val="hr-HR"/>
+              </w:rPr>
+              <w:t>(</w:t>
+            </w:r>
+            <w:proofErr w:type="spellStart"/>
+            <w:r>
+              <w:rPr>
+                <w:rFonts w:ascii="Consolas" w:eastAsia="Times New Roman" w:hAnsi="Consolas" w:cs="Times New Roman"/>
+                <w:color w:val="78D1E1"/>
+                <w:sz w:val="21"/>
+                <w:szCs w:val="21"/>
+                <w:lang w:val="hr-HR"/>
+              </w:rPr>
+              <w:t>ka</w:t>
+            </w:r>
+            <w:r>
+              <w:rPr>
+                <w:rFonts w:ascii="Consolas" w:eastAsia="Times New Roman" w:hAnsi="Consolas" w:cs="Times New Roman"/>
+                <w:color w:val="E1E1E6"/>
+                <w:sz w:val="21"/>
+                <w:szCs w:val="21"/>
+                <w:lang w:val="hr-HR"/>
+              </w:rPr>
+              <w:t>.</w:t>
+            </w:r>
+            <w:r>
+              <w:rPr>
+                <w:rFonts w:ascii="Consolas" w:eastAsia="Times New Roman" w:hAnsi="Consolas" w:cs="Times New Roman"/>
+                <w:color w:val="78D1E1"/>
+                <w:sz w:val="21"/>
+                <w:szCs w:val="21"/>
+                <w:lang w:val="hr-HR"/>
+              </w:rPr>
+              <w:t>id_knjiga</w:t>
+            </w:r>
+            <w:proofErr w:type="spellEnd"/>
+            <w:r>
+              <w:rPr>
+                <w:rFonts w:ascii="Consolas" w:eastAsia="Times New Roman" w:hAnsi="Consolas" w:cs="Times New Roman"/>
+                <w:color w:val="E1E1E6"/>
+                <w:sz w:val="21"/>
+                <w:szCs w:val="21"/>
+                <w:lang w:val="hr-HR"/>
+              </w:rPr>
+              <w:t xml:space="preserve">) </w:t>
+            </w:r>
+            <w:r>
+              <w:rPr>
+                <w:rFonts w:ascii="Consolas" w:eastAsia="Times New Roman" w:hAnsi="Consolas" w:cs="Times New Roman"/>
+                <w:color w:val="FF79C6"/>
+                <w:sz w:val="21"/>
+                <w:szCs w:val="21"/>
+                <w:lang w:val="hr-HR"/>
+              </w:rPr>
+              <w:t>AS</w:t>
+            </w:r>
+            <w:r>
+              <w:rPr>
+                <w:rFonts w:ascii="Consolas" w:eastAsia="Times New Roman" w:hAnsi="Consolas" w:cs="Times New Roman"/>
+                <w:color w:val="E1E1E6"/>
+                <w:sz w:val="21"/>
+                <w:szCs w:val="21"/>
+                <w:lang w:val="hr-HR"/>
+              </w:rPr>
+              <w:t xml:space="preserve"> </w:t>
+            </w:r>
+            <w:proofErr w:type="spellStart"/>
+            <w:r>
+              <w:rPr>
+                <w:rFonts w:ascii="Consolas" w:eastAsia="Times New Roman" w:hAnsi="Consolas" w:cs="Times New Roman"/>
+                <w:color w:val="E1E1E6"/>
+                <w:sz w:val="21"/>
+                <w:szCs w:val="21"/>
+                <w:lang w:val="hr-HR"/>
+              </w:rPr>
+              <w:t>broj_knjiga</w:t>
+            </w:r>
+            <w:proofErr w:type="spellEnd"/>
+          </w:p>
+          <w:p>
+            <w:pPr>
+              <w:shd w:val="clear" w:color="auto" w:fill="191622"/>
+              <w:spacing w:after="0" w:line="285" w:lineRule="atLeast"/>
+              <w:rPr>
+                <w:rFonts w:ascii="Consolas" w:eastAsia="Times New Roman" w:hAnsi="Consolas" w:cs="Times New Roman"/>
+                <w:color w:val="E1E1E6"/>
+                <w:sz w:val="21"/>
+                <w:szCs w:val="21"/>
+                <w:lang w:val="hr-HR"/>
+              </w:rPr>
+            </w:pPr>
+            <w:r>
+              <w:rPr>
+                <w:rFonts w:ascii="Consolas" w:eastAsia="Times New Roman" w:hAnsi="Consolas" w:cs="Times New Roman"/>
+                <w:color w:val="FF79C6"/>
+                <w:sz w:val="21"/>
+                <w:szCs w:val="21"/>
+                <w:lang w:val="hr-HR"/>
+              </w:rPr>
+              <w:t>FROM</w:t>
+            </w:r>
+            <w:r>
+              <w:rPr>
+                <w:rFonts w:ascii="Consolas" w:eastAsia="Times New Roman" w:hAnsi="Consolas" w:cs="Times New Roman"/>
+                <w:color w:val="E1E1E6"/>
+                <w:sz w:val="21"/>
+                <w:szCs w:val="21"/>
+                <w:lang w:val="hr-HR"/>
+              </w:rPr>
+              <w:t xml:space="preserve"> autor a</w:t>
+            </w:r>
+          </w:p>
+          <w:p>
+            <w:pPr>
+              <w:shd w:val="clear" w:color="auto" w:fill="191622"/>
+              <w:spacing w:after="0" w:line="285" w:lineRule="atLeast"/>
+              <w:rPr>
+                <w:rFonts w:ascii="Consolas" w:eastAsia="Times New Roman" w:hAnsi="Consolas" w:cs="Times New Roman"/>
+                <w:color w:val="E1E1E6"/>
+                <w:sz w:val="21"/>
+                <w:szCs w:val="21"/>
+                <w:lang w:val="hr-HR"/>
+              </w:rPr>
+            </w:pPr>
+            <w:r>
+              <w:rPr>
+                <w:rFonts w:ascii="Consolas" w:eastAsia="Times New Roman" w:hAnsi="Consolas" w:cs="Times New Roman"/>
+                <w:color w:val="FF79C6"/>
+                <w:sz w:val="21"/>
+                <w:szCs w:val="21"/>
+                <w:lang w:val="hr-HR"/>
+              </w:rPr>
+              <w:t>JOIN</w:t>
+            </w:r>
+            <w:r>
+              <w:rPr>
+                <w:rFonts w:ascii="Consolas" w:eastAsia="Times New Roman" w:hAnsi="Consolas" w:cs="Times New Roman"/>
+                <w:color w:val="E1E1E6"/>
+                <w:sz w:val="21"/>
+                <w:szCs w:val="21"/>
+                <w:lang w:val="hr-HR"/>
+              </w:rPr>
+              <w:t xml:space="preserve"> </w:t>
+            </w:r>
+            <w:proofErr w:type="spellStart"/>
+            <w:r>
+              <w:rPr>
+                <w:rFonts w:ascii="Consolas" w:eastAsia="Times New Roman" w:hAnsi="Consolas" w:cs="Times New Roman"/>
+                <w:color w:val="E1E1E6"/>
+                <w:sz w:val="21"/>
+                <w:szCs w:val="21"/>
+                <w:lang w:val="hr-HR"/>
+              </w:rPr>
+              <w:t>knjiga_autor</w:t>
+            </w:r>
+            <w:proofErr w:type="spellEnd"/>
+            <w:r>
+              <w:rPr>
+                <w:rFonts w:ascii="Consolas" w:eastAsia="Times New Roman" w:hAnsi="Consolas" w:cs="Times New Roman"/>
+                <w:color w:val="E1E1E6"/>
+                <w:sz w:val="21"/>
+                <w:szCs w:val="21"/>
+                <w:lang w:val="hr-HR"/>
+              </w:rPr>
+              <w:t xml:space="preserve"> ka </w:t>
+            </w:r>
+            <w:r>
+              <w:rPr>
+                <w:rFonts w:ascii="Consolas" w:eastAsia="Times New Roman" w:hAnsi="Consolas" w:cs="Times New Roman"/>
+                <w:color w:val="FF79C6"/>
+                <w:sz w:val="21"/>
+                <w:szCs w:val="21"/>
+                <w:lang w:val="hr-HR"/>
+              </w:rPr>
+              <w:t>ON</w:t>
+            </w:r>
+            <w:r>
+              <w:rPr>
+                <w:rFonts w:ascii="Consolas" w:eastAsia="Times New Roman" w:hAnsi="Consolas" w:cs="Times New Roman"/>
+                <w:color w:val="E1E1E6"/>
+                <w:sz w:val="21"/>
+                <w:szCs w:val="21"/>
+                <w:lang w:val="hr-HR"/>
+              </w:rPr>
+              <w:t xml:space="preserve"> </w:t>
+            </w:r>
+            <w:proofErr w:type="spellStart"/>
+            <w:r>
+              <w:rPr>
+                <w:rFonts w:ascii="Consolas" w:eastAsia="Times New Roman" w:hAnsi="Consolas" w:cs="Times New Roman"/>
+                <w:color w:val="78D1E1"/>
+                <w:sz w:val="21"/>
+                <w:szCs w:val="21"/>
+                <w:lang w:val="hr-HR"/>
+              </w:rPr>
+              <w:t>a</w:t>
+            </w:r>
+            <w:r>
+              <w:rPr>
+                <w:rFonts w:ascii="Consolas" w:eastAsia="Times New Roman" w:hAnsi="Consolas" w:cs="Times New Roman"/>
+                <w:color w:val="E1E1E6"/>
+                <w:sz w:val="21"/>
+                <w:szCs w:val="21"/>
+                <w:lang w:val="hr-HR"/>
+              </w:rPr>
+              <w:t>.</w:t>
+            </w:r>
+            <w:r>
+              <w:rPr>
+                <w:rFonts w:ascii="Consolas" w:eastAsia="Times New Roman" w:hAnsi="Consolas" w:cs="Times New Roman"/>
+                <w:color w:val="78D1E1"/>
+                <w:sz w:val="21"/>
+                <w:szCs w:val="21"/>
+                <w:lang w:val="hr-HR"/>
+              </w:rPr>
+              <w:t>id_autor</w:t>
+            </w:r>
+            <w:proofErr w:type="spellEnd"/>
+            <w:r>
+              <w:rPr>
+                <w:rFonts w:ascii="Consolas" w:eastAsia="Times New Roman" w:hAnsi="Consolas" w:cs="Times New Roman"/>
+                <w:color w:val="E1E1E6"/>
+                <w:sz w:val="21"/>
+                <w:szCs w:val="21"/>
+                <w:lang w:val="hr-HR"/>
+              </w:rPr>
+              <w:t xml:space="preserve"> </w:t>
+            </w:r>
+            <w:r>
+              <w:rPr>
+                <w:rFonts w:ascii="Consolas" w:eastAsia="Times New Roman" w:hAnsi="Consolas" w:cs="Times New Roman"/>
+                <w:color w:val="FF79C6"/>
+                <w:sz w:val="21"/>
+                <w:szCs w:val="21"/>
+                <w:lang w:val="hr-HR"/>
+              </w:rPr>
+              <w:t>=</w:t>
+            </w:r>
+            <w:r>
+              <w:rPr>
+                <w:rFonts w:ascii="Consolas" w:eastAsia="Times New Roman" w:hAnsi="Consolas" w:cs="Times New Roman"/>
+                <w:color w:val="E1E1E6"/>
+                <w:sz w:val="21"/>
+                <w:szCs w:val="21"/>
+                <w:lang w:val="hr-HR"/>
+              </w:rPr>
+              <w:t xml:space="preserve"> </w:t>
+            </w:r>
+            <w:proofErr w:type="spellStart"/>
+            <w:r>
+              <w:rPr>
+                <w:rFonts w:ascii="Consolas" w:eastAsia="Times New Roman" w:hAnsi="Consolas" w:cs="Times New Roman"/>
+                <w:color w:val="78D1E1"/>
+                <w:sz w:val="21"/>
+                <w:szCs w:val="21"/>
+                <w:lang w:val="hr-HR"/>
+              </w:rPr>
+              <w:t>ka</w:t>
+            </w:r>
+            <w:r>
+              <w:rPr>
+                <w:rFonts w:ascii="Consolas" w:eastAsia="Times New Roman" w:hAnsi="Consolas" w:cs="Times New Roman"/>
+                <w:color w:val="E1E1E6"/>
+                <w:sz w:val="21"/>
+                <w:szCs w:val="21"/>
+                <w:lang w:val="hr-HR"/>
+              </w:rPr>
+              <w:t>.</w:t>
+            </w:r>
+            <w:r>
+              <w:rPr>
+                <w:rFonts w:ascii="Consolas" w:eastAsia="Times New Roman" w:hAnsi="Consolas" w:cs="Times New Roman"/>
+                <w:color w:val="78D1E1"/>
+                <w:sz w:val="21"/>
+                <w:szCs w:val="21"/>
+                <w:lang w:val="hr-HR"/>
+              </w:rPr>
+              <w:t>id_autor</w:t>
+            </w:r>
+            <w:proofErr w:type="spellEnd"/>
+          </w:p>
+          <w:p>
+            <w:pPr>
+              <w:shd w:val="clear" w:color="auto" w:fill="191622"/>
+              <w:spacing w:after="0" w:line="285" w:lineRule="atLeast"/>
+              <w:rPr>
+                <w:rFonts w:ascii="Consolas" w:eastAsia="Times New Roman" w:hAnsi="Consolas" w:cs="Times New Roman"/>
+                <w:color w:val="E1E1E6"/>
+                <w:sz w:val="21"/>
+                <w:szCs w:val="21"/>
+                <w:lang w:val="hr-HR"/>
+              </w:rPr>
+            </w:pPr>
+            <w:r>
+              <w:rPr>
+                <w:rFonts w:ascii="Consolas" w:eastAsia="Times New Roman" w:hAnsi="Consolas" w:cs="Times New Roman"/>
+                <w:color w:val="FF79C6"/>
+                <w:sz w:val="21"/>
+                <w:szCs w:val="21"/>
+                <w:lang w:val="hr-HR"/>
+              </w:rPr>
+              <w:t>GROUP BY</w:t>
+            </w:r>
+            <w:r>
+              <w:rPr>
+                <w:rFonts w:ascii="Consolas" w:eastAsia="Times New Roman" w:hAnsi="Consolas" w:cs="Times New Roman"/>
+                <w:color w:val="E1E1E6"/>
+                <w:sz w:val="21"/>
+                <w:szCs w:val="21"/>
+                <w:lang w:val="hr-HR"/>
+              </w:rPr>
+              <w:t xml:space="preserve"> </w:t>
+            </w:r>
+            <w:proofErr w:type="spellStart"/>
+            <w:r>
+              <w:rPr>
+                <w:rFonts w:ascii="Consolas" w:eastAsia="Times New Roman" w:hAnsi="Consolas" w:cs="Times New Roman"/>
+                <w:color w:val="78D1E1"/>
+                <w:sz w:val="21"/>
+                <w:szCs w:val="21"/>
+                <w:lang w:val="hr-HR"/>
+              </w:rPr>
+              <w:t>a</w:t>
+            </w:r>
+            <w:r>
+              <w:rPr>
+                <w:rFonts w:ascii="Consolas" w:eastAsia="Times New Roman" w:hAnsi="Consolas" w:cs="Times New Roman"/>
+                <w:color w:val="E1E1E6"/>
+                <w:sz w:val="21"/>
+                <w:szCs w:val="21"/>
+                <w:lang w:val="hr-HR"/>
+              </w:rPr>
+              <w:t>.</w:t>
+            </w:r>
+            <w:r>
+              <w:rPr>
+                <w:rFonts w:ascii="Consolas" w:eastAsia="Times New Roman" w:hAnsi="Consolas" w:cs="Times New Roman"/>
+                <w:color w:val="78D1E1"/>
+                <w:sz w:val="21"/>
+                <w:szCs w:val="21"/>
+                <w:lang w:val="hr-HR"/>
+              </w:rPr>
+              <w:t>id_autor</w:t>
+            </w:r>
+            <w:proofErr w:type="spellEnd"/>
+            <w:r>
+              <w:rPr>
+                <w:rFonts w:ascii="Consolas" w:eastAsia="Times New Roman" w:hAnsi="Consolas" w:cs="Times New Roman"/>
+                <w:color w:val="E1E1E6"/>
+                <w:sz w:val="21"/>
+                <w:szCs w:val="21"/>
+                <w:lang w:val="hr-HR"/>
+              </w:rPr>
+              <w:t xml:space="preserve">, </w:t>
+            </w:r>
+            <w:proofErr w:type="spellStart"/>
+            <w:r>
+              <w:rPr>
+                <w:rFonts w:ascii="Consolas" w:eastAsia="Times New Roman" w:hAnsi="Consolas" w:cs="Times New Roman"/>
+                <w:color w:val="78D1E1"/>
+                <w:sz w:val="21"/>
+                <w:szCs w:val="21"/>
+                <w:lang w:val="hr-HR"/>
+              </w:rPr>
+              <w:t>a</w:t>
+            </w:r>
+            <w:r>
+              <w:rPr>
+                <w:rFonts w:ascii="Consolas" w:eastAsia="Times New Roman" w:hAnsi="Consolas" w:cs="Times New Roman"/>
+                <w:color w:val="E1E1E6"/>
+                <w:sz w:val="21"/>
+                <w:szCs w:val="21"/>
+                <w:lang w:val="hr-HR"/>
+              </w:rPr>
+              <w:t>.</w:t>
+            </w:r>
+            <w:r>
+              <w:rPr>
+                <w:rFonts w:ascii="Consolas" w:eastAsia="Times New Roman" w:hAnsi="Consolas" w:cs="Times New Roman"/>
+                <w:color w:val="78D1E1"/>
+                <w:sz w:val="21"/>
+                <w:szCs w:val="21"/>
+                <w:lang w:val="hr-HR"/>
+              </w:rPr>
+              <w:t>ime</w:t>
+            </w:r>
+            <w:proofErr w:type="spellEnd"/>
+            <w:r>
+              <w:rPr>
+                <w:rFonts w:ascii="Consolas" w:eastAsia="Times New Roman" w:hAnsi="Consolas" w:cs="Times New Roman"/>
+                <w:color w:val="E1E1E6"/>
+                <w:sz w:val="21"/>
+                <w:szCs w:val="21"/>
+                <w:lang w:val="hr-HR"/>
+              </w:rPr>
+              <w:t xml:space="preserve">, </w:t>
+            </w:r>
+            <w:proofErr w:type="spellStart"/>
+            <w:r>
+              <w:rPr>
+                <w:rFonts w:ascii="Consolas" w:eastAsia="Times New Roman" w:hAnsi="Consolas" w:cs="Times New Roman"/>
+                <w:color w:val="78D1E1"/>
+                <w:sz w:val="21"/>
+                <w:szCs w:val="21"/>
+                <w:lang w:val="hr-HR"/>
+              </w:rPr>
+              <w:t>a</w:t>
+            </w:r>
+            <w:r>
+              <w:rPr>
+                <w:rFonts w:ascii="Consolas" w:eastAsia="Times New Roman" w:hAnsi="Consolas" w:cs="Times New Roman"/>
+                <w:color w:val="E1E1E6"/>
+                <w:sz w:val="21"/>
+                <w:szCs w:val="21"/>
+                <w:lang w:val="hr-HR"/>
+              </w:rPr>
+              <w:t>.</w:t>
+            </w:r>
+            <w:r>
+              <w:rPr>
+                <w:rFonts w:ascii="Consolas" w:eastAsia="Times New Roman" w:hAnsi="Consolas" w:cs="Times New Roman"/>
+                <w:color w:val="78D1E1"/>
+                <w:sz w:val="21"/>
+                <w:szCs w:val="21"/>
+                <w:lang w:val="hr-HR"/>
+              </w:rPr>
+              <w:t>prezime</w:t>
+            </w:r>
+            <w:proofErr w:type="spellEnd"/>
+            <w:r>
+              <w:rPr>
+                <w:rFonts w:ascii="Consolas" w:eastAsia="Times New Roman" w:hAnsi="Consolas" w:cs="Times New Roman"/>
+                <w:color w:val="E1E1E6"/>
+                <w:sz w:val="21"/>
+                <w:szCs w:val="21"/>
+                <w:lang w:val="hr-HR"/>
+              </w:rPr>
+              <w:t xml:space="preserve">, </w:t>
+            </w:r>
+            <w:proofErr w:type="spellStart"/>
+            <w:r>
+              <w:rPr>
+                <w:rFonts w:ascii="Consolas" w:eastAsia="Times New Roman" w:hAnsi="Consolas" w:cs="Times New Roman"/>
+                <w:color w:val="78D1E1"/>
+                <w:sz w:val="21"/>
+                <w:szCs w:val="21"/>
+                <w:lang w:val="hr-HR"/>
+              </w:rPr>
+              <w:t>a</w:t>
+            </w:r>
+            <w:r>
+              <w:rPr>
+                <w:rFonts w:ascii="Consolas" w:eastAsia="Times New Roman" w:hAnsi="Consolas" w:cs="Times New Roman"/>
+                <w:color w:val="E1E1E6"/>
+                <w:sz w:val="21"/>
+                <w:szCs w:val="21"/>
+                <w:lang w:val="hr-HR"/>
+              </w:rPr>
+              <w:t>.</w:t>
+            </w:r>
+            <w:r>
+              <w:rPr>
+                <w:rFonts w:ascii="Consolas" w:eastAsia="Times New Roman" w:hAnsi="Consolas" w:cs="Times New Roman"/>
+                <w:color w:val="78D1E1"/>
+                <w:sz w:val="21"/>
+                <w:szCs w:val="21"/>
+                <w:lang w:val="hr-HR"/>
+              </w:rPr>
+              <w:t>drzava</w:t>
+            </w:r>
+            <w:proofErr w:type="spellEnd"/>
+          </w:p>
+          <w:p>
+            <w:pPr>
+              <w:shd w:val="clear" w:color="auto" w:fill="191622"/>
+              <w:spacing w:after="0" w:line="285" w:lineRule="atLeast"/>
+              <w:rPr>
+                <w:rFonts w:ascii="Consolas" w:eastAsia="Times New Roman" w:hAnsi="Consolas" w:cs="Times New Roman"/>
+                <w:color w:val="E1E1E6"/>
+                <w:sz w:val="21"/>
+                <w:szCs w:val="21"/>
+                <w:lang w:val="hr-HR"/>
+              </w:rPr>
+            </w:pPr>
+            <w:r>
+              <w:rPr>
+                <w:rFonts w:ascii="Consolas" w:eastAsia="Times New Roman" w:hAnsi="Consolas" w:cs="Times New Roman"/>
+                <w:color w:val="FF79C6"/>
+                <w:sz w:val="21"/>
+                <w:szCs w:val="21"/>
+                <w:lang w:val="hr-HR"/>
+              </w:rPr>
+              <w:t>HAVING</w:t>
+            </w:r>
+            <w:r>
+              <w:rPr>
+                <w:rFonts w:ascii="Consolas" w:eastAsia="Times New Roman" w:hAnsi="Consolas" w:cs="Times New Roman"/>
+                <w:color w:val="E1E1E6"/>
+                <w:sz w:val="21"/>
+                <w:szCs w:val="21"/>
+                <w:lang w:val="hr-HR"/>
+              </w:rPr>
+              <w:t xml:space="preserve"> </w:t>
+            </w:r>
+            <w:r>
+              <w:rPr>
+                <w:rFonts w:ascii="Consolas" w:eastAsia="Times New Roman" w:hAnsi="Consolas" w:cs="Times New Roman"/>
+                <w:color w:val="988BC7"/>
+                <w:sz w:val="21"/>
+                <w:szCs w:val="21"/>
+                <w:lang w:val="hr-HR"/>
+              </w:rPr>
+              <w:t>COUNT</w:t>
+            </w:r>
+            <w:r>
+              <w:rPr>
+                <w:rFonts w:ascii="Consolas" w:eastAsia="Times New Roman" w:hAnsi="Consolas" w:cs="Times New Roman"/>
+                <w:color w:val="E1E1E6"/>
+                <w:sz w:val="21"/>
+                <w:szCs w:val="21"/>
+                <w:lang w:val="hr-HR"/>
+              </w:rPr>
+              <w:t>(</w:t>
+            </w:r>
+            <w:proofErr w:type="spellStart"/>
+            <w:r>
+              <w:rPr>
+                <w:rFonts w:ascii="Consolas" w:eastAsia="Times New Roman" w:hAnsi="Consolas" w:cs="Times New Roman"/>
+                <w:color w:val="78D1E1"/>
+                <w:sz w:val="21"/>
+                <w:szCs w:val="21"/>
+                <w:lang w:val="hr-HR"/>
+              </w:rPr>
+              <w:t>ka</w:t>
+            </w:r>
+            <w:r>
+              <w:rPr>
+                <w:rFonts w:ascii="Consolas" w:eastAsia="Times New Roman" w:hAnsi="Consolas" w:cs="Times New Roman"/>
+                <w:color w:val="E1E1E6"/>
+                <w:sz w:val="21"/>
+                <w:szCs w:val="21"/>
+                <w:lang w:val="hr-HR"/>
+              </w:rPr>
+              <w:t>.</w:t>
+            </w:r>
+            <w:r>
+              <w:rPr>
+                <w:rFonts w:ascii="Consolas" w:eastAsia="Times New Roman" w:hAnsi="Consolas" w:cs="Times New Roman"/>
+                <w:color w:val="78D1E1"/>
+                <w:sz w:val="21"/>
+                <w:szCs w:val="21"/>
+                <w:lang w:val="hr-HR"/>
+              </w:rPr>
+              <w:t>id_knjiga</w:t>
+            </w:r>
+            <w:proofErr w:type="spellEnd"/>
+            <w:r>
+              <w:rPr>
+                <w:rFonts w:ascii="Consolas" w:eastAsia="Times New Roman" w:hAnsi="Consolas" w:cs="Times New Roman"/>
+                <w:color w:val="E1E1E6"/>
+                <w:sz w:val="21"/>
+                <w:szCs w:val="21"/>
+                <w:lang w:val="hr-HR"/>
+              </w:rPr>
+              <w:t xml:space="preserve">) </w:t>
+            </w:r>
+            <w:r>
+              <w:rPr>
+                <w:rFonts w:ascii="Consolas" w:eastAsia="Times New Roman" w:hAnsi="Consolas" w:cs="Times New Roman"/>
+                <w:color w:val="FF79C6"/>
+                <w:sz w:val="21"/>
+                <w:szCs w:val="21"/>
+                <w:lang w:val="hr-HR"/>
+              </w:rPr>
+              <w:t>&gt;=</w:t>
+            </w:r>
+            <w:r>
+              <w:rPr>
+                <w:rFonts w:ascii="Consolas" w:eastAsia="Times New Roman" w:hAnsi="Consolas" w:cs="Times New Roman"/>
+                <w:color w:val="E1E1E6"/>
+                <w:sz w:val="21"/>
+                <w:szCs w:val="21"/>
+                <w:lang w:val="hr-HR"/>
+              </w:rPr>
+              <w:t xml:space="preserve"> </w:t>
+            </w:r>
+            <w:r>
+              <w:rPr>
+                <w:rFonts w:ascii="Consolas" w:eastAsia="Times New Roman" w:hAnsi="Consolas" w:cs="Times New Roman"/>
+                <w:color w:val="78D1E1"/>
+                <w:sz w:val="21"/>
+                <w:szCs w:val="21"/>
+                <w:lang w:val="hr-HR"/>
+              </w:rPr>
+              <w:t>2</w:t>
+            </w:r>
+          </w:p>
+          <w:p>
+            <w:pPr>
+              <w:shd w:val="clear" w:color="auto" w:fill="191622"/>
+              <w:spacing w:line="285" w:lineRule="atLeast"/>
+              <w:rPr>
+                <w:rFonts w:ascii="Consolas" w:eastAsia="Times New Roman" w:hAnsi="Consolas" w:cs="Times New Roman"/>
+                <w:color w:val="E1E1E6"/>
+                <w:sz w:val="21"/>
+                <w:szCs w:val="21"/>
+                <w:lang w:val="hr-HR"/>
+              </w:rPr>
+            </w:pPr>
+            <w:r>
+              <w:rPr>
+                <w:rFonts w:ascii="Consolas" w:eastAsia="Times New Roman" w:hAnsi="Consolas" w:cs="Times New Roman"/>
+                <w:color w:val="FF79C6"/>
+                <w:sz w:val="21"/>
+                <w:szCs w:val="21"/>
+                <w:lang w:val="hr-HR"/>
+              </w:rPr>
+              <w:t>ORDER BY</w:t>
+            </w:r>
+            <w:r>
+              <w:rPr>
+                <w:rFonts w:ascii="Consolas" w:eastAsia="Times New Roman" w:hAnsi="Consolas" w:cs="Times New Roman"/>
+                <w:color w:val="E1E1E6"/>
+                <w:sz w:val="21"/>
+                <w:szCs w:val="21"/>
+                <w:lang w:val="hr-HR"/>
+              </w:rPr>
+              <w:t xml:space="preserve"> </w:t>
+            </w:r>
+            <w:proofErr w:type="spellStart"/>
+            <w:r>
+              <w:rPr>
+                <w:rFonts w:ascii="Consolas" w:eastAsia="Times New Roman" w:hAnsi="Consolas" w:cs="Times New Roman"/>
+                <w:color w:val="E1E1E6"/>
+                <w:sz w:val="21"/>
+                <w:szCs w:val="21"/>
+                <w:lang w:val="hr-HR"/>
+              </w:rPr>
+              <w:t>broj_knjiga</w:t>
+            </w:r>
+            <w:proofErr w:type="spellEnd"/>
+            <w:r>
+              <w:rPr>
+                <w:rFonts w:ascii="Consolas" w:eastAsia="Times New Roman" w:hAnsi="Consolas" w:cs="Times New Roman"/>
+                <w:color w:val="E1E1E6"/>
+                <w:sz w:val="21"/>
+                <w:szCs w:val="21"/>
+                <w:lang w:val="hr-HR"/>
+              </w:rPr>
+              <w:t xml:space="preserve"> </w:t>
+            </w:r>
+            <w:r>
+              <w:rPr>
+                <w:rFonts w:ascii="Consolas" w:eastAsia="Times New Roman" w:hAnsi="Consolas" w:cs="Times New Roman"/>
+                <w:color w:val="FF79C6"/>
+                <w:sz w:val="21"/>
+                <w:szCs w:val="21"/>
+                <w:lang w:val="hr-HR"/>
+              </w:rPr>
+              <w:t>DESC</w:t>
+            </w:r>
+            <w:r>
+              <w:rPr>
+                <w:rFonts w:ascii="Consolas" w:eastAsia="Times New Roman" w:hAnsi="Consolas" w:cs="Times New Roman"/>
+                <w:color w:val="E1E1E6"/>
+                <w:sz w:val="21"/>
+                <w:szCs w:val="21"/>
+                <w:lang w:val="hr-HR"/>
+              </w:rPr>
+              <w:t>, autor;</w:t>
+            </w:r>
+          </w:p>
+        </w:tc>
+      </w:tr>
+    </w:tbl>
+    <w:p/>
+    <w:p>
+      <w:pPr>
+        <w:pStyle w:val="Naslov3"/>
+      </w:pPr>
+      <w:bookmarkStart w:id="17" w:name="_Toc230894266"/>
+      <w:r>
+        <w:t>9.1.</w:t>
+      </w:r>
+      <w:r>
+        <w:t>6</w:t>
+      </w:r>
+      <w:r>
+        <w:t xml:space="preserve"> Upit </w:t>
+      </w:r>
+      <w:r>
+        <w:t>3</w:t>
+      </w:r>
+      <w:r>
+        <w:t xml:space="preserve">: </w:t>
+      </w:r>
+      <w:r>
+        <w:t>Prikazuje knjige koje imaju više od jednog autora.</w:t>
+      </w:r>
+      <w:bookmarkEnd w:id="17"/>
+    </w:p>
+    <w:p>
+      <w:pPr>
+        <w:rPr>
+          <w:rFonts w:ascii="Times New Roman" w:eastAsia="Times New Roman" w:hAnsi="Times New Roman" w:cs="Times New Roman"/>
+          <w:color w:val="000000"/>
+          <w:sz w:val="24"/>
+          <w:szCs w:val="24"/>
+        </w:rPr>
+      </w:pPr>
+      <w:r>
+        <w:rPr>
+          <w:rFonts w:ascii="Times New Roman" w:eastAsia="Times New Roman" w:hAnsi="Times New Roman" w:cs="Times New Roman"/>
+          <w:color w:val="000000"/>
+          <w:sz w:val="24"/>
+          <w:szCs w:val="24"/>
+        </w:rPr>
+        <w:t>Prikazuju se koautorska djela — knjige koje imaju više od jednog autora.</w:t>
+      </w:r>
+    </w:p>
+    <w:tbl>
+      <w:tblPr>
+        <w:tblStyle w:val="TableNormal"/>
+        <w:tblW w:w="0" w:type="auto"/>
+        <w:tblInd w:w="5" w:type="dxa"/>
+        <w:tblLook w:val="04A0" w:firstRow="1" w:lastRow="0" w:firstColumn="1" w:lastColumn="0" w:noHBand="0" w:noVBand="1"/>
+      </w:tblPr>
+      <w:tblGrid>
+        <w:gridCol w:w="8494"/>
+      </w:tblGrid>
+      <w:tr>
+        <w:tc>
+          <w:tcPr>
+            <w:tcW w:w="8494" w:type="dxa"/>
+          </w:tcPr>
+          <w:p>
+            <w:pPr>
+              <w:shd w:val="clear" w:color="auto" w:fill="191622"/>
+              <w:spacing w:after="0" w:line="285" w:lineRule="atLeast"/>
+              <w:rPr>
+                <w:rFonts w:ascii="Consolas" w:eastAsia="Times New Roman" w:hAnsi="Consolas" w:cs="Times New Roman"/>
+                <w:color w:val="E1E1E6"/>
+                <w:sz w:val="21"/>
+                <w:szCs w:val="21"/>
+                <w:lang w:val="hr-HR"/>
+              </w:rPr>
+            </w:pPr>
+            <w:r>
+              <w:rPr>
+                <w:rFonts w:ascii="Consolas" w:eastAsia="Times New Roman" w:hAnsi="Consolas" w:cs="Times New Roman"/>
+                <w:color w:val="FF79C6"/>
+                <w:sz w:val="21"/>
+                <w:szCs w:val="21"/>
+                <w:lang w:val="hr-HR"/>
+              </w:rPr>
+              <w:t>SELECT</w:t>
+            </w:r>
+          </w:p>
+          <w:p>
+            <w:pPr>
+              <w:shd w:val="clear" w:color="auto" w:fill="191622"/>
+              <w:spacing w:after="0" w:line="285" w:lineRule="atLeast"/>
+              <w:rPr>
+                <w:rFonts w:ascii="Consolas" w:eastAsia="Times New Roman" w:hAnsi="Consolas" w:cs="Times New Roman"/>
+                <w:color w:val="E1E1E6"/>
+                <w:sz w:val="21"/>
+                <w:szCs w:val="21"/>
+                <w:lang w:val="hr-HR"/>
+              </w:rPr>
+            </w:pPr>
+            <w:r>
+              <w:rPr>
+                <w:rFonts w:ascii="Consolas" w:eastAsia="Times New Roman" w:hAnsi="Consolas" w:cs="Times New Roman"/>
+                <w:color w:val="E1E1E6"/>
+                <w:sz w:val="21"/>
+                <w:szCs w:val="21"/>
+                <w:lang w:val="hr-HR"/>
+              </w:rPr>
+              <w:t xml:space="preserve">    </w:t>
+            </w:r>
+            <w:proofErr w:type="spellStart"/>
+            <w:r>
+              <w:rPr>
+                <w:rFonts w:ascii="Consolas" w:eastAsia="Times New Roman" w:hAnsi="Consolas" w:cs="Times New Roman"/>
+                <w:color w:val="78D1E1"/>
+                <w:sz w:val="21"/>
+                <w:szCs w:val="21"/>
+                <w:lang w:val="hr-HR"/>
+              </w:rPr>
+              <w:t>k</w:t>
+            </w:r>
+            <w:r>
+              <w:rPr>
+                <w:rFonts w:ascii="Consolas" w:eastAsia="Times New Roman" w:hAnsi="Consolas" w:cs="Times New Roman"/>
+                <w:color w:val="E1E1E6"/>
+                <w:sz w:val="21"/>
+                <w:szCs w:val="21"/>
+                <w:lang w:val="hr-HR"/>
+              </w:rPr>
+              <w:t>.</w:t>
+            </w:r>
+            <w:r>
+              <w:rPr>
+                <w:rFonts w:ascii="Consolas" w:eastAsia="Times New Roman" w:hAnsi="Consolas" w:cs="Times New Roman"/>
+                <w:color w:val="78D1E1"/>
+                <w:sz w:val="21"/>
+                <w:szCs w:val="21"/>
+                <w:lang w:val="hr-HR"/>
+              </w:rPr>
+              <w:t>naslov</w:t>
+            </w:r>
+            <w:proofErr w:type="spellEnd"/>
+            <w:r>
+              <w:rPr>
+                <w:rFonts w:ascii="Consolas" w:eastAsia="Times New Roman" w:hAnsi="Consolas" w:cs="Times New Roman"/>
+                <w:color w:val="E1E1E6"/>
+                <w:sz w:val="21"/>
+                <w:szCs w:val="21"/>
+                <w:lang w:val="hr-HR"/>
+              </w:rPr>
+              <w:t>,</w:t>
+            </w:r>
+          </w:p>
+          <w:p>
+            <w:pPr>
+              <w:shd w:val="clear" w:color="auto" w:fill="191622"/>
+              <w:spacing w:after="0" w:line="285" w:lineRule="atLeast"/>
+              <w:rPr>
+                <w:rFonts w:ascii="Consolas" w:eastAsia="Times New Roman" w:hAnsi="Consolas" w:cs="Times New Roman"/>
+                <w:color w:val="E1E1E6"/>
+                <w:sz w:val="21"/>
+                <w:szCs w:val="21"/>
+                <w:lang w:val="hr-HR"/>
+              </w:rPr>
+            </w:pPr>
+            <w:r>
+              <w:rPr>
+                <w:rFonts w:ascii="Consolas" w:eastAsia="Times New Roman" w:hAnsi="Consolas" w:cs="Times New Roman"/>
+                <w:color w:val="E1E1E6"/>
+                <w:sz w:val="21"/>
+                <w:szCs w:val="21"/>
+                <w:lang w:val="hr-HR"/>
+              </w:rPr>
+              <w:t xml:space="preserve">    </w:t>
+            </w:r>
+            <w:proofErr w:type="spellStart"/>
+            <w:r>
+              <w:rPr>
+                <w:rFonts w:ascii="Consolas" w:eastAsia="Times New Roman" w:hAnsi="Consolas" w:cs="Times New Roman"/>
+                <w:color w:val="78D1E1"/>
+                <w:sz w:val="21"/>
+                <w:szCs w:val="21"/>
+                <w:lang w:val="hr-HR"/>
+              </w:rPr>
+              <w:t>k</w:t>
+            </w:r>
+            <w:r>
+              <w:rPr>
+                <w:rFonts w:ascii="Consolas" w:eastAsia="Times New Roman" w:hAnsi="Consolas" w:cs="Times New Roman"/>
+                <w:color w:val="E1E1E6"/>
+                <w:sz w:val="21"/>
+                <w:szCs w:val="21"/>
+                <w:lang w:val="hr-HR"/>
+              </w:rPr>
+              <w:t>.</w:t>
+            </w:r>
+            <w:r>
+              <w:rPr>
+                <w:rFonts w:ascii="Consolas" w:eastAsia="Times New Roman" w:hAnsi="Consolas" w:cs="Times New Roman"/>
+                <w:color w:val="78D1E1"/>
+                <w:sz w:val="21"/>
+                <w:szCs w:val="21"/>
+                <w:lang w:val="hr-HR"/>
+              </w:rPr>
+              <w:t>godina_izdanja</w:t>
+            </w:r>
+            <w:proofErr w:type="spellEnd"/>
+            <w:r>
+              <w:rPr>
+                <w:rFonts w:ascii="Consolas" w:eastAsia="Times New Roman" w:hAnsi="Consolas" w:cs="Times New Roman"/>
+                <w:color w:val="E1E1E6"/>
+                <w:sz w:val="21"/>
+                <w:szCs w:val="21"/>
+                <w:lang w:val="hr-HR"/>
+              </w:rPr>
+              <w:t>,</w:t>
+            </w:r>
+          </w:p>
+          <w:p>
+            <w:pPr>
+              <w:shd w:val="clear" w:color="auto" w:fill="191622"/>
+              <w:spacing w:after="0" w:line="285" w:lineRule="atLeast"/>
+              <w:rPr>
+                <w:rFonts w:ascii="Consolas" w:eastAsia="Times New Roman" w:hAnsi="Consolas" w:cs="Times New Roman"/>
+                <w:color w:val="E1E1E6"/>
+                <w:sz w:val="21"/>
+                <w:szCs w:val="21"/>
+                <w:lang w:val="hr-HR"/>
+              </w:rPr>
+            </w:pPr>
+            <w:r>
+              <w:rPr>
+                <w:rFonts w:ascii="Consolas" w:eastAsia="Times New Roman" w:hAnsi="Consolas" w:cs="Times New Roman"/>
+                <w:color w:val="E1E1E6"/>
+                <w:sz w:val="21"/>
+                <w:szCs w:val="21"/>
+                <w:lang w:val="hr-HR"/>
+              </w:rPr>
+              <w:t xml:space="preserve">    </w:t>
+            </w:r>
+            <w:proofErr w:type="spellStart"/>
+            <w:r>
+              <w:rPr>
+                <w:rFonts w:ascii="Consolas" w:eastAsia="Times New Roman" w:hAnsi="Consolas" w:cs="Times New Roman"/>
+                <w:color w:val="78D1E1"/>
+                <w:sz w:val="21"/>
+                <w:szCs w:val="21"/>
+                <w:lang w:val="hr-HR"/>
+              </w:rPr>
+              <w:t>i</w:t>
+            </w:r>
+            <w:r>
+              <w:rPr>
+                <w:rFonts w:ascii="Consolas" w:eastAsia="Times New Roman" w:hAnsi="Consolas" w:cs="Times New Roman"/>
+                <w:color w:val="E1E1E6"/>
+                <w:sz w:val="21"/>
+                <w:szCs w:val="21"/>
+                <w:lang w:val="hr-HR"/>
+              </w:rPr>
+              <w:t>.</w:t>
+            </w:r>
+            <w:r>
+              <w:rPr>
+                <w:rFonts w:ascii="Consolas" w:eastAsia="Times New Roman" w:hAnsi="Consolas" w:cs="Times New Roman"/>
+                <w:color w:val="78D1E1"/>
+                <w:sz w:val="21"/>
+                <w:szCs w:val="21"/>
+                <w:lang w:val="hr-HR"/>
+              </w:rPr>
+              <w:t>naziv</w:t>
+            </w:r>
+            <w:proofErr w:type="spellEnd"/>
+            <w:r>
+              <w:rPr>
+                <w:rFonts w:ascii="Consolas" w:eastAsia="Times New Roman" w:hAnsi="Consolas" w:cs="Times New Roman"/>
+                <w:color w:val="E1E1E6"/>
+                <w:sz w:val="21"/>
+                <w:szCs w:val="21"/>
+                <w:lang w:val="hr-HR"/>
+              </w:rPr>
+              <w:t xml:space="preserve"> </w:t>
+            </w:r>
+            <w:r>
+              <w:rPr>
+                <w:rFonts w:ascii="Consolas" w:eastAsia="Times New Roman" w:hAnsi="Consolas" w:cs="Times New Roman"/>
+                <w:color w:val="FF79C6"/>
+                <w:sz w:val="21"/>
+                <w:szCs w:val="21"/>
+                <w:lang w:val="hr-HR"/>
+              </w:rPr>
+              <w:t>AS</w:t>
+            </w:r>
+            <w:r>
+              <w:rPr>
+                <w:rFonts w:ascii="Consolas" w:eastAsia="Times New Roman" w:hAnsi="Consolas" w:cs="Times New Roman"/>
+                <w:color w:val="E1E1E6"/>
+                <w:sz w:val="21"/>
+                <w:szCs w:val="21"/>
+                <w:lang w:val="hr-HR"/>
+              </w:rPr>
+              <w:t xml:space="preserve"> </w:t>
+            </w:r>
+            <w:proofErr w:type="spellStart"/>
+            <w:r>
+              <w:rPr>
+                <w:rFonts w:ascii="Consolas" w:eastAsia="Times New Roman" w:hAnsi="Consolas" w:cs="Times New Roman"/>
+                <w:color w:val="E1E1E6"/>
+                <w:sz w:val="21"/>
+                <w:szCs w:val="21"/>
+                <w:lang w:val="hr-HR"/>
+              </w:rPr>
+              <w:t>izdavac</w:t>
+            </w:r>
+            <w:proofErr w:type="spellEnd"/>
+            <w:r>
+              <w:rPr>
+                <w:rFonts w:ascii="Consolas" w:eastAsia="Times New Roman" w:hAnsi="Consolas" w:cs="Times New Roman"/>
+                <w:color w:val="E1E1E6"/>
+                <w:sz w:val="21"/>
+                <w:szCs w:val="21"/>
+                <w:lang w:val="hr-HR"/>
+              </w:rPr>
+              <w:t>,</w:t>
+            </w:r>
+          </w:p>
+          <w:p>
+            <w:pPr>
+              <w:shd w:val="clear" w:color="auto" w:fill="191622"/>
+              <w:spacing w:after="0" w:line="285" w:lineRule="atLeast"/>
+              <w:rPr>
+                <w:rFonts w:ascii="Consolas" w:eastAsia="Times New Roman" w:hAnsi="Consolas" w:cs="Times New Roman"/>
+                <w:color w:val="E1E1E6"/>
+                <w:sz w:val="21"/>
+                <w:szCs w:val="21"/>
+                <w:lang w:val="hr-HR"/>
+              </w:rPr>
+            </w:pPr>
+            <w:r>
+              <w:rPr>
+                <w:rFonts w:ascii="Consolas" w:eastAsia="Times New Roman" w:hAnsi="Consolas" w:cs="Times New Roman"/>
+                <w:color w:val="E1E1E6"/>
+                <w:sz w:val="21"/>
+                <w:szCs w:val="21"/>
+                <w:lang w:val="hr-HR"/>
+              </w:rPr>
+              <w:t xml:space="preserve">    </w:t>
+            </w:r>
+            <w:r>
+              <w:rPr>
+                <w:rFonts w:ascii="Consolas" w:eastAsia="Times New Roman" w:hAnsi="Consolas" w:cs="Times New Roman"/>
+                <w:color w:val="988BC7"/>
+                <w:sz w:val="21"/>
+                <w:szCs w:val="21"/>
+                <w:lang w:val="hr-HR"/>
+              </w:rPr>
+              <w:t>COUNT</w:t>
+            </w:r>
+            <w:r>
+              <w:rPr>
+                <w:rFonts w:ascii="Consolas" w:eastAsia="Times New Roman" w:hAnsi="Consolas" w:cs="Times New Roman"/>
+                <w:color w:val="E1E1E6"/>
+                <w:sz w:val="21"/>
+                <w:szCs w:val="21"/>
+                <w:lang w:val="hr-HR"/>
+              </w:rPr>
+              <w:t>(</w:t>
+            </w:r>
+            <w:proofErr w:type="spellStart"/>
+            <w:r>
+              <w:rPr>
+                <w:rFonts w:ascii="Consolas" w:eastAsia="Times New Roman" w:hAnsi="Consolas" w:cs="Times New Roman"/>
+                <w:color w:val="78D1E1"/>
+                <w:sz w:val="21"/>
+                <w:szCs w:val="21"/>
+                <w:lang w:val="hr-HR"/>
+              </w:rPr>
+              <w:t>ka</w:t>
+            </w:r>
+            <w:r>
+              <w:rPr>
+                <w:rFonts w:ascii="Consolas" w:eastAsia="Times New Roman" w:hAnsi="Consolas" w:cs="Times New Roman"/>
+                <w:color w:val="E1E1E6"/>
+                <w:sz w:val="21"/>
+                <w:szCs w:val="21"/>
+                <w:lang w:val="hr-HR"/>
+              </w:rPr>
+              <w:t>.</w:t>
+            </w:r>
+            <w:r>
+              <w:rPr>
+                <w:rFonts w:ascii="Consolas" w:eastAsia="Times New Roman" w:hAnsi="Consolas" w:cs="Times New Roman"/>
+                <w:color w:val="78D1E1"/>
+                <w:sz w:val="21"/>
+                <w:szCs w:val="21"/>
+                <w:lang w:val="hr-HR"/>
+              </w:rPr>
+              <w:t>id_autor</w:t>
+            </w:r>
+            <w:proofErr w:type="spellEnd"/>
+            <w:r>
+              <w:rPr>
+                <w:rFonts w:ascii="Consolas" w:eastAsia="Times New Roman" w:hAnsi="Consolas" w:cs="Times New Roman"/>
+                <w:color w:val="E1E1E6"/>
+                <w:sz w:val="21"/>
+                <w:szCs w:val="21"/>
+                <w:lang w:val="hr-HR"/>
+              </w:rPr>
+              <w:t xml:space="preserve">) </w:t>
+            </w:r>
+            <w:r>
+              <w:rPr>
+                <w:rFonts w:ascii="Consolas" w:eastAsia="Times New Roman" w:hAnsi="Consolas" w:cs="Times New Roman"/>
+                <w:color w:val="FF79C6"/>
+                <w:sz w:val="21"/>
+                <w:szCs w:val="21"/>
+                <w:lang w:val="hr-HR"/>
+              </w:rPr>
+              <w:t>AS</w:t>
+            </w:r>
+            <w:r>
+              <w:rPr>
+                <w:rFonts w:ascii="Consolas" w:eastAsia="Times New Roman" w:hAnsi="Consolas" w:cs="Times New Roman"/>
+                <w:color w:val="E1E1E6"/>
+                <w:sz w:val="21"/>
+                <w:szCs w:val="21"/>
+                <w:lang w:val="hr-HR"/>
+              </w:rPr>
+              <w:t xml:space="preserve"> </w:t>
+            </w:r>
+            <w:proofErr w:type="spellStart"/>
+            <w:r>
+              <w:rPr>
+                <w:rFonts w:ascii="Consolas" w:eastAsia="Times New Roman" w:hAnsi="Consolas" w:cs="Times New Roman"/>
+                <w:color w:val="E1E1E6"/>
+                <w:sz w:val="21"/>
+                <w:szCs w:val="21"/>
+                <w:lang w:val="hr-HR"/>
+              </w:rPr>
+              <w:t>broj_autora</w:t>
+            </w:r>
+            <w:proofErr w:type="spellEnd"/>
+          </w:p>
+          <w:p>
+            <w:pPr>
+              <w:shd w:val="clear" w:color="auto" w:fill="191622"/>
+              <w:spacing w:after="0" w:line="285" w:lineRule="atLeast"/>
+              <w:rPr>
+                <w:rFonts w:ascii="Consolas" w:eastAsia="Times New Roman" w:hAnsi="Consolas" w:cs="Times New Roman"/>
+                <w:color w:val="E1E1E6"/>
+                <w:sz w:val="21"/>
+                <w:szCs w:val="21"/>
+                <w:lang w:val="hr-HR"/>
+              </w:rPr>
+            </w:pPr>
+            <w:r>
+              <w:rPr>
+                <w:rFonts w:ascii="Consolas" w:eastAsia="Times New Roman" w:hAnsi="Consolas" w:cs="Times New Roman"/>
+                <w:color w:val="FF79C6"/>
+                <w:sz w:val="21"/>
+                <w:szCs w:val="21"/>
+                <w:lang w:val="hr-HR"/>
+              </w:rPr>
+              <w:t>FROM</w:t>
+            </w:r>
+            <w:r>
+              <w:rPr>
+                <w:rFonts w:ascii="Consolas" w:eastAsia="Times New Roman" w:hAnsi="Consolas" w:cs="Times New Roman"/>
+                <w:color w:val="E1E1E6"/>
+                <w:sz w:val="21"/>
+                <w:szCs w:val="21"/>
+                <w:lang w:val="hr-HR"/>
+              </w:rPr>
+              <w:t xml:space="preserve"> knjiga k</w:t>
+            </w:r>
+          </w:p>
+          <w:p>
+            <w:pPr>
+              <w:shd w:val="clear" w:color="auto" w:fill="191622"/>
+              <w:spacing w:after="0" w:line="285" w:lineRule="atLeast"/>
+              <w:rPr>
+                <w:rFonts w:ascii="Consolas" w:eastAsia="Times New Roman" w:hAnsi="Consolas" w:cs="Times New Roman"/>
+                <w:color w:val="E1E1E6"/>
+                <w:sz w:val="21"/>
+                <w:szCs w:val="21"/>
+                <w:lang w:val="hr-HR"/>
+              </w:rPr>
+            </w:pPr>
+            <w:r>
+              <w:rPr>
+                <w:rFonts w:ascii="Consolas" w:eastAsia="Times New Roman" w:hAnsi="Consolas" w:cs="Times New Roman"/>
+                <w:color w:val="FF79C6"/>
+                <w:sz w:val="21"/>
+                <w:szCs w:val="21"/>
+                <w:lang w:val="hr-HR"/>
+              </w:rPr>
+              <w:t>JOIN</w:t>
+            </w:r>
+            <w:r>
+              <w:rPr>
+                <w:rFonts w:ascii="Consolas" w:eastAsia="Times New Roman" w:hAnsi="Consolas" w:cs="Times New Roman"/>
+                <w:color w:val="E1E1E6"/>
+                <w:sz w:val="21"/>
+                <w:szCs w:val="21"/>
+                <w:lang w:val="hr-HR"/>
+              </w:rPr>
+              <w:t xml:space="preserve"> </w:t>
+            </w:r>
+            <w:proofErr w:type="spellStart"/>
+            <w:r>
+              <w:rPr>
+                <w:rFonts w:ascii="Consolas" w:eastAsia="Times New Roman" w:hAnsi="Consolas" w:cs="Times New Roman"/>
+                <w:color w:val="E1E1E6"/>
+                <w:sz w:val="21"/>
+                <w:szCs w:val="21"/>
+                <w:lang w:val="hr-HR"/>
+              </w:rPr>
+              <w:t>izdavac</w:t>
+            </w:r>
+            <w:proofErr w:type="spellEnd"/>
+            <w:r>
+              <w:rPr>
+                <w:rFonts w:ascii="Consolas" w:eastAsia="Times New Roman" w:hAnsi="Consolas" w:cs="Times New Roman"/>
+                <w:color w:val="E1E1E6"/>
+                <w:sz w:val="21"/>
+                <w:szCs w:val="21"/>
+                <w:lang w:val="hr-HR"/>
+              </w:rPr>
+              <w:t xml:space="preserve"> i </w:t>
+            </w:r>
+            <w:r>
+              <w:rPr>
+                <w:rFonts w:ascii="Consolas" w:eastAsia="Times New Roman" w:hAnsi="Consolas" w:cs="Times New Roman"/>
+                <w:color w:val="FF79C6"/>
+                <w:sz w:val="21"/>
+                <w:szCs w:val="21"/>
+                <w:lang w:val="hr-HR"/>
+              </w:rPr>
+              <w:t>ON</w:t>
+            </w:r>
+            <w:r>
+              <w:rPr>
+                <w:rFonts w:ascii="Consolas" w:eastAsia="Times New Roman" w:hAnsi="Consolas" w:cs="Times New Roman"/>
+                <w:color w:val="E1E1E6"/>
+                <w:sz w:val="21"/>
+                <w:szCs w:val="21"/>
+                <w:lang w:val="hr-HR"/>
+              </w:rPr>
+              <w:t xml:space="preserve"> </w:t>
+            </w:r>
+            <w:proofErr w:type="spellStart"/>
+            <w:r>
+              <w:rPr>
+                <w:rFonts w:ascii="Consolas" w:eastAsia="Times New Roman" w:hAnsi="Consolas" w:cs="Times New Roman"/>
+                <w:color w:val="78D1E1"/>
+                <w:sz w:val="21"/>
+                <w:szCs w:val="21"/>
+                <w:lang w:val="hr-HR"/>
+              </w:rPr>
+              <w:t>k</w:t>
+            </w:r>
+            <w:r>
+              <w:rPr>
+                <w:rFonts w:ascii="Consolas" w:eastAsia="Times New Roman" w:hAnsi="Consolas" w:cs="Times New Roman"/>
+                <w:color w:val="E1E1E6"/>
+                <w:sz w:val="21"/>
+                <w:szCs w:val="21"/>
+                <w:lang w:val="hr-HR"/>
+              </w:rPr>
+              <w:t>.</w:t>
+            </w:r>
+            <w:r>
+              <w:rPr>
+                <w:rFonts w:ascii="Consolas" w:eastAsia="Times New Roman" w:hAnsi="Consolas" w:cs="Times New Roman"/>
+                <w:color w:val="78D1E1"/>
+                <w:sz w:val="21"/>
+                <w:szCs w:val="21"/>
+                <w:lang w:val="hr-HR"/>
+              </w:rPr>
+              <w:t>id_izdavac</w:t>
+            </w:r>
+            <w:proofErr w:type="spellEnd"/>
+            <w:r>
+              <w:rPr>
+                <w:rFonts w:ascii="Consolas" w:eastAsia="Times New Roman" w:hAnsi="Consolas" w:cs="Times New Roman"/>
+                <w:color w:val="E1E1E6"/>
+                <w:sz w:val="21"/>
+                <w:szCs w:val="21"/>
+                <w:lang w:val="hr-HR"/>
+              </w:rPr>
+              <w:t xml:space="preserve"> </w:t>
+            </w:r>
+            <w:r>
+              <w:rPr>
+                <w:rFonts w:ascii="Consolas" w:eastAsia="Times New Roman" w:hAnsi="Consolas" w:cs="Times New Roman"/>
+                <w:color w:val="FF79C6"/>
+                <w:sz w:val="21"/>
+                <w:szCs w:val="21"/>
+                <w:lang w:val="hr-HR"/>
+              </w:rPr>
+              <w:t>=</w:t>
+            </w:r>
+            <w:r>
+              <w:rPr>
+                <w:rFonts w:ascii="Consolas" w:eastAsia="Times New Roman" w:hAnsi="Consolas" w:cs="Times New Roman"/>
+                <w:color w:val="E1E1E6"/>
+                <w:sz w:val="21"/>
+                <w:szCs w:val="21"/>
+                <w:lang w:val="hr-HR"/>
+              </w:rPr>
+              <w:t xml:space="preserve"> </w:t>
+            </w:r>
+            <w:proofErr w:type="spellStart"/>
+            <w:r>
+              <w:rPr>
+                <w:rFonts w:ascii="Consolas" w:eastAsia="Times New Roman" w:hAnsi="Consolas" w:cs="Times New Roman"/>
+                <w:color w:val="78D1E1"/>
+                <w:sz w:val="21"/>
+                <w:szCs w:val="21"/>
+                <w:lang w:val="hr-HR"/>
+              </w:rPr>
+              <w:t>i</w:t>
+            </w:r>
+            <w:r>
+              <w:rPr>
+                <w:rFonts w:ascii="Consolas" w:eastAsia="Times New Roman" w:hAnsi="Consolas" w:cs="Times New Roman"/>
+                <w:color w:val="E1E1E6"/>
+                <w:sz w:val="21"/>
+                <w:szCs w:val="21"/>
+                <w:lang w:val="hr-HR"/>
+              </w:rPr>
+              <w:t>.</w:t>
+            </w:r>
+            <w:r>
+              <w:rPr>
+                <w:rFonts w:ascii="Consolas" w:eastAsia="Times New Roman" w:hAnsi="Consolas" w:cs="Times New Roman"/>
+                <w:color w:val="78D1E1"/>
+                <w:sz w:val="21"/>
+                <w:szCs w:val="21"/>
+                <w:lang w:val="hr-HR"/>
+              </w:rPr>
+              <w:t>id_izdavac</w:t>
+            </w:r>
+            <w:proofErr w:type="spellEnd"/>
+          </w:p>
+          <w:p>
+            <w:pPr>
+              <w:shd w:val="clear" w:color="auto" w:fill="191622"/>
+              <w:spacing w:after="0" w:line="285" w:lineRule="atLeast"/>
+              <w:rPr>
+                <w:rFonts w:ascii="Consolas" w:eastAsia="Times New Roman" w:hAnsi="Consolas" w:cs="Times New Roman"/>
+                <w:color w:val="E1E1E6"/>
+                <w:sz w:val="21"/>
+                <w:szCs w:val="21"/>
+                <w:lang w:val="hr-HR"/>
+              </w:rPr>
+            </w:pPr>
+            <w:r>
+              <w:rPr>
+                <w:rFonts w:ascii="Consolas" w:eastAsia="Times New Roman" w:hAnsi="Consolas" w:cs="Times New Roman"/>
+                <w:color w:val="FF79C6"/>
+                <w:sz w:val="21"/>
+                <w:szCs w:val="21"/>
+                <w:lang w:val="hr-HR"/>
+              </w:rPr>
+              <w:t>JOIN</w:t>
+            </w:r>
+            <w:r>
+              <w:rPr>
+                <w:rFonts w:ascii="Consolas" w:eastAsia="Times New Roman" w:hAnsi="Consolas" w:cs="Times New Roman"/>
+                <w:color w:val="E1E1E6"/>
+                <w:sz w:val="21"/>
+                <w:szCs w:val="21"/>
+                <w:lang w:val="hr-HR"/>
+              </w:rPr>
+              <w:t xml:space="preserve"> </w:t>
+            </w:r>
+            <w:proofErr w:type="spellStart"/>
+            <w:r>
+              <w:rPr>
+                <w:rFonts w:ascii="Consolas" w:eastAsia="Times New Roman" w:hAnsi="Consolas" w:cs="Times New Roman"/>
+                <w:color w:val="E1E1E6"/>
+                <w:sz w:val="21"/>
+                <w:szCs w:val="21"/>
+                <w:lang w:val="hr-HR"/>
+              </w:rPr>
+              <w:t>knjiga_autor</w:t>
+            </w:r>
+            <w:proofErr w:type="spellEnd"/>
+            <w:r>
+              <w:rPr>
+                <w:rFonts w:ascii="Consolas" w:eastAsia="Times New Roman" w:hAnsi="Consolas" w:cs="Times New Roman"/>
+                <w:color w:val="E1E1E6"/>
+                <w:sz w:val="21"/>
+                <w:szCs w:val="21"/>
+                <w:lang w:val="hr-HR"/>
+              </w:rPr>
+              <w:t xml:space="preserve"> ka </w:t>
+            </w:r>
+            <w:r>
+              <w:rPr>
+                <w:rFonts w:ascii="Consolas" w:eastAsia="Times New Roman" w:hAnsi="Consolas" w:cs="Times New Roman"/>
+                <w:color w:val="FF79C6"/>
+                <w:sz w:val="21"/>
+                <w:szCs w:val="21"/>
+                <w:lang w:val="hr-HR"/>
+              </w:rPr>
+              <w:t>ON</w:t>
+            </w:r>
+            <w:r>
+              <w:rPr>
+                <w:rFonts w:ascii="Consolas" w:eastAsia="Times New Roman" w:hAnsi="Consolas" w:cs="Times New Roman"/>
+                <w:color w:val="E1E1E6"/>
+                <w:sz w:val="21"/>
+                <w:szCs w:val="21"/>
+                <w:lang w:val="hr-HR"/>
+              </w:rPr>
+              <w:t xml:space="preserve"> </w:t>
+            </w:r>
+            <w:proofErr w:type="spellStart"/>
+            <w:r>
+              <w:rPr>
+                <w:rFonts w:ascii="Consolas" w:eastAsia="Times New Roman" w:hAnsi="Consolas" w:cs="Times New Roman"/>
+                <w:color w:val="78D1E1"/>
+                <w:sz w:val="21"/>
+                <w:szCs w:val="21"/>
+                <w:lang w:val="hr-HR"/>
+              </w:rPr>
+              <w:t>k</w:t>
+            </w:r>
+            <w:r>
+              <w:rPr>
+                <w:rFonts w:ascii="Consolas" w:eastAsia="Times New Roman" w:hAnsi="Consolas" w:cs="Times New Roman"/>
+                <w:color w:val="E1E1E6"/>
+                <w:sz w:val="21"/>
+                <w:szCs w:val="21"/>
+                <w:lang w:val="hr-HR"/>
+              </w:rPr>
+              <w:t>.</w:t>
+            </w:r>
+            <w:r>
+              <w:rPr>
+                <w:rFonts w:ascii="Consolas" w:eastAsia="Times New Roman" w:hAnsi="Consolas" w:cs="Times New Roman"/>
+                <w:color w:val="78D1E1"/>
+                <w:sz w:val="21"/>
+                <w:szCs w:val="21"/>
+                <w:lang w:val="hr-HR"/>
+              </w:rPr>
+              <w:t>id_knjiga</w:t>
+            </w:r>
+            <w:proofErr w:type="spellEnd"/>
+            <w:r>
+              <w:rPr>
+                <w:rFonts w:ascii="Consolas" w:eastAsia="Times New Roman" w:hAnsi="Consolas" w:cs="Times New Roman"/>
+                <w:color w:val="E1E1E6"/>
+                <w:sz w:val="21"/>
+                <w:szCs w:val="21"/>
+                <w:lang w:val="hr-HR"/>
+              </w:rPr>
+              <w:t xml:space="preserve"> </w:t>
+            </w:r>
+            <w:r>
+              <w:rPr>
+                <w:rFonts w:ascii="Consolas" w:eastAsia="Times New Roman" w:hAnsi="Consolas" w:cs="Times New Roman"/>
+                <w:color w:val="FF79C6"/>
+                <w:sz w:val="21"/>
+                <w:szCs w:val="21"/>
+                <w:lang w:val="hr-HR"/>
+              </w:rPr>
+              <w:t>=</w:t>
+            </w:r>
+            <w:r>
+              <w:rPr>
+                <w:rFonts w:ascii="Consolas" w:eastAsia="Times New Roman" w:hAnsi="Consolas" w:cs="Times New Roman"/>
+                <w:color w:val="E1E1E6"/>
+                <w:sz w:val="21"/>
+                <w:szCs w:val="21"/>
+                <w:lang w:val="hr-HR"/>
+              </w:rPr>
+              <w:t xml:space="preserve"> </w:t>
+            </w:r>
+            <w:proofErr w:type="spellStart"/>
+            <w:r>
+              <w:rPr>
+                <w:rFonts w:ascii="Consolas" w:eastAsia="Times New Roman" w:hAnsi="Consolas" w:cs="Times New Roman"/>
+                <w:color w:val="78D1E1"/>
+                <w:sz w:val="21"/>
+                <w:szCs w:val="21"/>
+                <w:lang w:val="hr-HR"/>
+              </w:rPr>
+              <w:t>ka</w:t>
+            </w:r>
+            <w:r>
+              <w:rPr>
+                <w:rFonts w:ascii="Consolas" w:eastAsia="Times New Roman" w:hAnsi="Consolas" w:cs="Times New Roman"/>
+                <w:color w:val="E1E1E6"/>
+                <w:sz w:val="21"/>
+                <w:szCs w:val="21"/>
+                <w:lang w:val="hr-HR"/>
+              </w:rPr>
+              <w:t>.</w:t>
+            </w:r>
+            <w:r>
+              <w:rPr>
+                <w:rFonts w:ascii="Consolas" w:eastAsia="Times New Roman" w:hAnsi="Consolas" w:cs="Times New Roman"/>
+                <w:color w:val="78D1E1"/>
+                <w:sz w:val="21"/>
+                <w:szCs w:val="21"/>
+                <w:lang w:val="hr-HR"/>
+              </w:rPr>
+              <w:t>id_knjiga</w:t>
+            </w:r>
+            <w:proofErr w:type="spellEnd"/>
+          </w:p>
+          <w:p>
+            <w:pPr>
+              <w:shd w:val="clear" w:color="auto" w:fill="191622"/>
+              <w:spacing w:after="0" w:line="285" w:lineRule="atLeast"/>
+              <w:rPr>
+                <w:rFonts w:ascii="Consolas" w:eastAsia="Times New Roman" w:hAnsi="Consolas" w:cs="Times New Roman"/>
+                <w:color w:val="E1E1E6"/>
+                <w:sz w:val="21"/>
+                <w:szCs w:val="21"/>
+                <w:lang w:val="hr-HR"/>
+              </w:rPr>
+            </w:pPr>
+            <w:r>
+              <w:rPr>
+                <w:rFonts w:ascii="Consolas" w:eastAsia="Times New Roman" w:hAnsi="Consolas" w:cs="Times New Roman"/>
+                <w:color w:val="FF79C6"/>
+                <w:sz w:val="21"/>
+                <w:szCs w:val="21"/>
+                <w:lang w:val="hr-HR"/>
+              </w:rPr>
+              <w:t>GROUP BY</w:t>
+            </w:r>
+            <w:r>
+              <w:rPr>
+                <w:rFonts w:ascii="Consolas" w:eastAsia="Times New Roman" w:hAnsi="Consolas" w:cs="Times New Roman"/>
+                <w:color w:val="E1E1E6"/>
+                <w:sz w:val="21"/>
+                <w:szCs w:val="21"/>
+                <w:lang w:val="hr-HR"/>
+              </w:rPr>
+              <w:t xml:space="preserve"> </w:t>
+            </w:r>
+            <w:proofErr w:type="spellStart"/>
+            <w:r>
+              <w:rPr>
+                <w:rFonts w:ascii="Consolas" w:eastAsia="Times New Roman" w:hAnsi="Consolas" w:cs="Times New Roman"/>
+                <w:color w:val="78D1E1"/>
+                <w:sz w:val="21"/>
+                <w:szCs w:val="21"/>
+                <w:lang w:val="hr-HR"/>
+              </w:rPr>
+              <w:t>k</w:t>
+            </w:r>
+            <w:r>
+              <w:rPr>
+                <w:rFonts w:ascii="Consolas" w:eastAsia="Times New Roman" w:hAnsi="Consolas" w:cs="Times New Roman"/>
+                <w:color w:val="E1E1E6"/>
+                <w:sz w:val="21"/>
+                <w:szCs w:val="21"/>
+                <w:lang w:val="hr-HR"/>
+              </w:rPr>
+              <w:t>.</w:t>
+            </w:r>
+            <w:r>
+              <w:rPr>
+                <w:rFonts w:ascii="Consolas" w:eastAsia="Times New Roman" w:hAnsi="Consolas" w:cs="Times New Roman"/>
+                <w:color w:val="78D1E1"/>
+                <w:sz w:val="21"/>
+                <w:szCs w:val="21"/>
+                <w:lang w:val="hr-HR"/>
+              </w:rPr>
+              <w:t>id_knjiga</w:t>
+            </w:r>
+            <w:proofErr w:type="spellEnd"/>
+            <w:r>
+              <w:rPr>
+                <w:rFonts w:ascii="Consolas" w:eastAsia="Times New Roman" w:hAnsi="Consolas" w:cs="Times New Roman"/>
+                <w:color w:val="E1E1E6"/>
+                <w:sz w:val="21"/>
+                <w:szCs w:val="21"/>
+                <w:lang w:val="hr-HR"/>
+              </w:rPr>
+              <w:t xml:space="preserve">, </w:t>
+            </w:r>
+            <w:proofErr w:type="spellStart"/>
+            <w:r>
+              <w:rPr>
+                <w:rFonts w:ascii="Consolas" w:eastAsia="Times New Roman" w:hAnsi="Consolas" w:cs="Times New Roman"/>
+                <w:color w:val="78D1E1"/>
+                <w:sz w:val="21"/>
+                <w:szCs w:val="21"/>
+                <w:lang w:val="hr-HR"/>
+              </w:rPr>
+              <w:t>k</w:t>
+            </w:r>
+            <w:r>
+              <w:rPr>
+                <w:rFonts w:ascii="Consolas" w:eastAsia="Times New Roman" w:hAnsi="Consolas" w:cs="Times New Roman"/>
+                <w:color w:val="E1E1E6"/>
+                <w:sz w:val="21"/>
+                <w:szCs w:val="21"/>
+                <w:lang w:val="hr-HR"/>
+              </w:rPr>
+              <w:t>.</w:t>
+            </w:r>
+            <w:r>
+              <w:rPr>
+                <w:rFonts w:ascii="Consolas" w:eastAsia="Times New Roman" w:hAnsi="Consolas" w:cs="Times New Roman"/>
+                <w:color w:val="78D1E1"/>
+                <w:sz w:val="21"/>
+                <w:szCs w:val="21"/>
+                <w:lang w:val="hr-HR"/>
+              </w:rPr>
+              <w:t>naslov</w:t>
+            </w:r>
+            <w:proofErr w:type="spellEnd"/>
+            <w:r>
+              <w:rPr>
+                <w:rFonts w:ascii="Consolas" w:eastAsia="Times New Roman" w:hAnsi="Consolas" w:cs="Times New Roman"/>
+                <w:color w:val="E1E1E6"/>
+                <w:sz w:val="21"/>
+                <w:szCs w:val="21"/>
+                <w:lang w:val="hr-HR"/>
+              </w:rPr>
+              <w:t xml:space="preserve">, </w:t>
+            </w:r>
+            <w:proofErr w:type="spellStart"/>
+            <w:r>
+              <w:rPr>
+                <w:rFonts w:ascii="Consolas" w:eastAsia="Times New Roman" w:hAnsi="Consolas" w:cs="Times New Roman"/>
+                <w:color w:val="78D1E1"/>
+                <w:sz w:val="21"/>
+                <w:szCs w:val="21"/>
+                <w:lang w:val="hr-HR"/>
+              </w:rPr>
+              <w:t>k</w:t>
+            </w:r>
+            <w:r>
+              <w:rPr>
+                <w:rFonts w:ascii="Consolas" w:eastAsia="Times New Roman" w:hAnsi="Consolas" w:cs="Times New Roman"/>
+                <w:color w:val="E1E1E6"/>
+                <w:sz w:val="21"/>
+                <w:szCs w:val="21"/>
+                <w:lang w:val="hr-HR"/>
+              </w:rPr>
+              <w:t>.</w:t>
+            </w:r>
+            <w:r>
+              <w:rPr>
+                <w:rFonts w:ascii="Consolas" w:eastAsia="Times New Roman" w:hAnsi="Consolas" w:cs="Times New Roman"/>
+                <w:color w:val="78D1E1"/>
+                <w:sz w:val="21"/>
+                <w:szCs w:val="21"/>
+                <w:lang w:val="hr-HR"/>
+              </w:rPr>
+              <w:t>godina_izdanja</w:t>
+            </w:r>
+            <w:proofErr w:type="spellEnd"/>
+            <w:r>
+              <w:rPr>
+                <w:rFonts w:ascii="Consolas" w:eastAsia="Times New Roman" w:hAnsi="Consolas" w:cs="Times New Roman"/>
+                <w:color w:val="E1E1E6"/>
+                <w:sz w:val="21"/>
+                <w:szCs w:val="21"/>
+                <w:lang w:val="hr-HR"/>
+              </w:rPr>
+              <w:t xml:space="preserve">, </w:t>
+            </w:r>
+            <w:proofErr w:type="spellStart"/>
+            <w:r>
+              <w:rPr>
+                <w:rFonts w:ascii="Consolas" w:eastAsia="Times New Roman" w:hAnsi="Consolas" w:cs="Times New Roman"/>
+                <w:color w:val="78D1E1"/>
+                <w:sz w:val="21"/>
+                <w:szCs w:val="21"/>
+                <w:lang w:val="hr-HR"/>
+              </w:rPr>
+              <w:t>i</w:t>
+            </w:r>
+            <w:r>
+              <w:rPr>
+                <w:rFonts w:ascii="Consolas" w:eastAsia="Times New Roman" w:hAnsi="Consolas" w:cs="Times New Roman"/>
+                <w:color w:val="E1E1E6"/>
+                <w:sz w:val="21"/>
+                <w:szCs w:val="21"/>
+                <w:lang w:val="hr-HR"/>
+              </w:rPr>
+              <w:t>.</w:t>
+            </w:r>
+            <w:r>
+              <w:rPr>
+                <w:rFonts w:ascii="Consolas" w:eastAsia="Times New Roman" w:hAnsi="Consolas" w:cs="Times New Roman"/>
+                <w:color w:val="78D1E1"/>
+                <w:sz w:val="21"/>
+                <w:szCs w:val="21"/>
+                <w:lang w:val="hr-HR"/>
+              </w:rPr>
+              <w:t>naziv</w:t>
+            </w:r>
+            <w:proofErr w:type="spellEnd"/>
+          </w:p>
+          <w:p>
+            <w:pPr>
+              <w:shd w:val="clear" w:color="auto" w:fill="191622"/>
+              <w:spacing w:after="0" w:line="285" w:lineRule="atLeast"/>
+              <w:rPr>
+                <w:rFonts w:ascii="Consolas" w:eastAsia="Times New Roman" w:hAnsi="Consolas" w:cs="Times New Roman"/>
+                <w:color w:val="E1E1E6"/>
+                <w:sz w:val="21"/>
+                <w:szCs w:val="21"/>
+                <w:lang w:val="hr-HR"/>
+              </w:rPr>
+            </w:pPr>
+            <w:r>
+              <w:rPr>
+                <w:rFonts w:ascii="Consolas" w:eastAsia="Times New Roman" w:hAnsi="Consolas" w:cs="Times New Roman"/>
+                <w:color w:val="FF79C6"/>
+                <w:sz w:val="21"/>
+                <w:szCs w:val="21"/>
+                <w:lang w:val="hr-HR"/>
+              </w:rPr>
+              <w:t>HAVING</w:t>
+            </w:r>
+            <w:r>
+              <w:rPr>
+                <w:rFonts w:ascii="Consolas" w:eastAsia="Times New Roman" w:hAnsi="Consolas" w:cs="Times New Roman"/>
+                <w:color w:val="E1E1E6"/>
+                <w:sz w:val="21"/>
+                <w:szCs w:val="21"/>
+                <w:lang w:val="hr-HR"/>
+              </w:rPr>
+              <w:t xml:space="preserve"> </w:t>
+            </w:r>
+            <w:r>
+              <w:rPr>
+                <w:rFonts w:ascii="Consolas" w:eastAsia="Times New Roman" w:hAnsi="Consolas" w:cs="Times New Roman"/>
+                <w:color w:val="988BC7"/>
+                <w:sz w:val="21"/>
+                <w:szCs w:val="21"/>
+                <w:lang w:val="hr-HR"/>
+              </w:rPr>
+              <w:t>COUNT</w:t>
+            </w:r>
+            <w:r>
+              <w:rPr>
+                <w:rFonts w:ascii="Consolas" w:eastAsia="Times New Roman" w:hAnsi="Consolas" w:cs="Times New Roman"/>
+                <w:color w:val="E1E1E6"/>
+                <w:sz w:val="21"/>
+                <w:szCs w:val="21"/>
+                <w:lang w:val="hr-HR"/>
+              </w:rPr>
+              <w:t>(</w:t>
+            </w:r>
+            <w:proofErr w:type="spellStart"/>
+            <w:r>
+              <w:rPr>
+                <w:rFonts w:ascii="Consolas" w:eastAsia="Times New Roman" w:hAnsi="Consolas" w:cs="Times New Roman"/>
+                <w:color w:val="78D1E1"/>
+                <w:sz w:val="21"/>
+                <w:szCs w:val="21"/>
+                <w:lang w:val="hr-HR"/>
+              </w:rPr>
+              <w:t>ka</w:t>
+            </w:r>
+            <w:r>
+              <w:rPr>
+                <w:rFonts w:ascii="Consolas" w:eastAsia="Times New Roman" w:hAnsi="Consolas" w:cs="Times New Roman"/>
+                <w:color w:val="E1E1E6"/>
+                <w:sz w:val="21"/>
+                <w:szCs w:val="21"/>
+                <w:lang w:val="hr-HR"/>
+              </w:rPr>
+              <w:t>.</w:t>
+            </w:r>
+            <w:r>
+              <w:rPr>
+                <w:rFonts w:ascii="Consolas" w:eastAsia="Times New Roman" w:hAnsi="Consolas" w:cs="Times New Roman"/>
+                <w:color w:val="78D1E1"/>
+                <w:sz w:val="21"/>
+                <w:szCs w:val="21"/>
+                <w:lang w:val="hr-HR"/>
+              </w:rPr>
+              <w:t>id_autor</w:t>
+            </w:r>
+            <w:proofErr w:type="spellEnd"/>
+            <w:r>
+              <w:rPr>
+                <w:rFonts w:ascii="Consolas" w:eastAsia="Times New Roman" w:hAnsi="Consolas" w:cs="Times New Roman"/>
+                <w:color w:val="E1E1E6"/>
+                <w:sz w:val="21"/>
+                <w:szCs w:val="21"/>
+                <w:lang w:val="hr-HR"/>
+              </w:rPr>
+              <w:t xml:space="preserve">) </w:t>
+            </w:r>
+            <w:r>
+              <w:rPr>
+                <w:rFonts w:ascii="Consolas" w:eastAsia="Times New Roman" w:hAnsi="Consolas" w:cs="Times New Roman"/>
+                <w:color w:val="FF79C6"/>
+                <w:sz w:val="21"/>
+                <w:szCs w:val="21"/>
+                <w:lang w:val="hr-HR"/>
+              </w:rPr>
+              <w:t>&gt;</w:t>
+            </w:r>
+            <w:r>
+              <w:rPr>
+                <w:rFonts w:ascii="Consolas" w:eastAsia="Times New Roman" w:hAnsi="Consolas" w:cs="Times New Roman"/>
+                <w:color w:val="E1E1E6"/>
+                <w:sz w:val="21"/>
+                <w:szCs w:val="21"/>
+                <w:lang w:val="hr-HR"/>
+              </w:rPr>
+              <w:t xml:space="preserve"> </w:t>
+            </w:r>
+            <w:r>
+              <w:rPr>
+                <w:rFonts w:ascii="Consolas" w:eastAsia="Times New Roman" w:hAnsi="Consolas" w:cs="Times New Roman"/>
+                <w:color w:val="78D1E1"/>
+                <w:sz w:val="21"/>
+                <w:szCs w:val="21"/>
+                <w:lang w:val="hr-HR"/>
+              </w:rPr>
+              <w:t>1</w:t>
+            </w:r>
+          </w:p>
+          <w:p>
+            <w:pPr>
+              <w:shd w:val="clear" w:color="auto" w:fill="191622"/>
+              <w:spacing w:line="285" w:lineRule="atLeast"/>
+              <w:rPr>
+                <w:rFonts w:ascii="Consolas" w:eastAsia="Times New Roman" w:hAnsi="Consolas" w:cs="Times New Roman"/>
+                <w:color w:val="E1E1E6"/>
+                <w:sz w:val="21"/>
+                <w:szCs w:val="21"/>
+                <w:lang w:val="hr-HR"/>
+              </w:rPr>
+            </w:pPr>
+            <w:r>
+              <w:rPr>
+                <w:rFonts w:ascii="Consolas" w:eastAsia="Times New Roman" w:hAnsi="Consolas" w:cs="Times New Roman"/>
+                <w:color w:val="FF79C6"/>
+                <w:sz w:val="21"/>
+                <w:szCs w:val="21"/>
+                <w:lang w:val="hr-HR"/>
+              </w:rPr>
+              <w:t>ORDER BY</w:t>
+            </w:r>
+            <w:r>
+              <w:rPr>
+                <w:rFonts w:ascii="Consolas" w:eastAsia="Times New Roman" w:hAnsi="Consolas" w:cs="Times New Roman"/>
+                <w:color w:val="E1E1E6"/>
+                <w:sz w:val="21"/>
+                <w:szCs w:val="21"/>
+                <w:lang w:val="hr-HR"/>
+              </w:rPr>
+              <w:t xml:space="preserve"> </w:t>
+            </w:r>
+            <w:proofErr w:type="spellStart"/>
+            <w:r>
+              <w:rPr>
+                <w:rFonts w:ascii="Consolas" w:eastAsia="Times New Roman" w:hAnsi="Consolas" w:cs="Times New Roman"/>
+                <w:color w:val="E1E1E6"/>
+                <w:sz w:val="21"/>
+                <w:szCs w:val="21"/>
+                <w:lang w:val="hr-HR"/>
+              </w:rPr>
+              <w:t>broj_autora</w:t>
+            </w:r>
+            <w:proofErr w:type="spellEnd"/>
+            <w:r>
+              <w:rPr>
+                <w:rFonts w:ascii="Consolas" w:eastAsia="Times New Roman" w:hAnsi="Consolas" w:cs="Times New Roman"/>
+                <w:color w:val="E1E1E6"/>
+                <w:sz w:val="21"/>
+                <w:szCs w:val="21"/>
+                <w:lang w:val="hr-HR"/>
+              </w:rPr>
+              <w:t xml:space="preserve"> </w:t>
+            </w:r>
+            <w:r>
+              <w:rPr>
+                <w:rFonts w:ascii="Consolas" w:eastAsia="Times New Roman" w:hAnsi="Consolas" w:cs="Times New Roman"/>
+                <w:color w:val="FF79C6"/>
+                <w:sz w:val="21"/>
+                <w:szCs w:val="21"/>
+                <w:lang w:val="hr-HR"/>
+              </w:rPr>
+              <w:t>DESC</w:t>
+            </w:r>
+            <w:r>
+              <w:rPr>
+                <w:rFonts w:ascii="Consolas" w:eastAsia="Times New Roman" w:hAnsi="Consolas" w:cs="Times New Roman"/>
+                <w:color w:val="E1E1E6"/>
+                <w:sz w:val="21"/>
+                <w:szCs w:val="21"/>
+                <w:lang w:val="hr-HR"/>
+              </w:rPr>
+              <w:t xml:space="preserve">, </w:t>
+            </w:r>
+            <w:proofErr w:type="spellStart"/>
+            <w:r>
+              <w:rPr>
+                <w:rFonts w:ascii="Consolas" w:eastAsia="Times New Roman" w:hAnsi="Consolas" w:cs="Times New Roman"/>
+                <w:color w:val="78D1E1"/>
+                <w:sz w:val="21"/>
+                <w:szCs w:val="21"/>
+                <w:lang w:val="hr-HR"/>
+              </w:rPr>
+              <w:t>k</w:t>
+            </w:r>
+            <w:r>
+              <w:rPr>
+                <w:rFonts w:ascii="Consolas" w:eastAsia="Times New Roman" w:hAnsi="Consolas" w:cs="Times New Roman"/>
+                <w:color w:val="E1E1E6"/>
+                <w:sz w:val="21"/>
+                <w:szCs w:val="21"/>
+                <w:lang w:val="hr-HR"/>
+              </w:rPr>
+              <w:t>.</w:t>
+            </w:r>
+            <w:r>
+              <w:rPr>
+                <w:rFonts w:ascii="Consolas" w:eastAsia="Times New Roman" w:hAnsi="Consolas" w:cs="Times New Roman"/>
+                <w:color w:val="78D1E1"/>
+                <w:sz w:val="21"/>
+                <w:szCs w:val="21"/>
+                <w:lang w:val="hr-HR"/>
+              </w:rPr>
+              <w:t>naslov</w:t>
+            </w:r>
+            <w:proofErr w:type="spellEnd"/>
+            <w:r>
+              <w:rPr>
+                <w:rFonts w:ascii="Consolas" w:eastAsia="Times New Roman" w:hAnsi="Consolas" w:cs="Times New Roman"/>
+                <w:color w:val="E1E1E6"/>
+                <w:sz w:val="21"/>
+                <w:szCs w:val="21"/>
+                <w:lang w:val="hr-HR"/>
+              </w:rPr>
+              <w:t>;</w:t>
+            </w:r>
+          </w:p>
+        </w:tc>
+      </w:tr>
+    </w:tbl>
+    <w:p/>
+    <w:p/>
     <w:p/>
     <w:p/>
     <w:p/>
@@ -7548,6 +11270,7 @@
         <w:rPr>
           <w:noProof/>
         </w:rPr>
+        <w:lastRenderedPageBreak/>
         <mc:AlternateContent>
           <mc:Choice Requires="wps">
             <w:drawing>
